--- a/formatted-transcripts/So_Great_Salvation_Series_1_Track_2_Formatted.docx
+++ b/formatted-transcripts/So_Great_Salvation_Series_1_Track_2_Formatted.docx
@@ -124,7 +124,7 @@
           <w:b w:val="0"/>
           <w:i w:val="0"/>
         </w:rPr>
-        <w:t>This study concerns the concept of salvation: who can be saved, and why salvation is needed at all. The subject of salvation cannot be studied outside of the love of God, for the Bible speaks of the length, the breadth, the height, and the depth of the love of God. It is the love of Christ that is the reason for salvation — God loved the world so much that He sent His only begotten Son.</w:t>
+        <w:t>We're looking at salvation, the concept of salvation. Who can be saved? Why do we need salvation at all? The Bible talks about the length, the breadth, the height and the depth, the love of God, because there's no way you can study the subject of salvation outside of the love of God. It's the love of Christ that is a reason for salvation. God loves the world so much —</w:t>
       </w:r>
     </w:p>
     <w:p>
@@ -167,7 +167,7 @@
           <w:b w:val="0"/>
           <w:i w:val="0"/>
         </w:rPr>
-        <w:t>That is the essence of the plan of salvation. In the previous session, the study began to look at who can be saved, establishing that anybody may be saved — nobody is excluded from salvation.</w:t>
+        <w:t>— that's why he sent his only begotten Son. That is the essence of the plan of salvation. The last session we began to look at who can be saved. We said, anybody — nobody is proclaimed from salvation.</w:t>
       </w:r>
     </w:p>
     <w:p>
@@ -305,7 +305,7 @@
           <w:b w:val="0"/>
           <w:i w:val="0"/>
         </w:rPr>
-        <w:t>He will have all men to be saved — all men, from every nation, no matter their religion or religious persuasion. All are meant to be saved and to come to the knowledge of the truth. The text specifies that there is one mediator between God and man: the man Christ Jesus. That phrase, "the man Christ Jesus," forms the next line of study.</w:t>
+        <w:t>He will have all men to be saved — all men from every nation, no matter their religion and religious persuasions. All meant to be saved and to come to the common knowledge of the truth. For there's one God and one mediator between God and man, the man Christ Jesus. Please observe that word, the man Christ Jesus, because that's going to form our next line of study.</w:t>
       </w:r>
     </w:p>
     <w:p>
@@ -330,7 +330,7 @@
           <w:b w:val="0"/>
           <w:i w:val="0"/>
         </w:rPr>
-        <w:t>Many have known Jesus Christ as God, which is correct.</w:t>
+        <w:t>A number of us have known Jesus Christ as God, which is perfect.</w:t>
       </w:r>
     </w:p>
     <w:p>
@@ -373,7 +373,7 @@
           <w:b w:val="0"/>
           <w:i w:val="0"/>
         </w:rPr>
-        <w:t>Micah 5:2 authenticates the fact that Jesus is God, and Hebrews 1:8 does likewise.</w:t>
+        <w:t>Micah 5:2 and John 1:1 authenticate the fact that he is God. Hebrews 1:8 does too — thy throne, O God, is forever and ever, talking about Jesus.</w:t>
       </w:r>
     </w:p>
     <w:p>
@@ -384,7 +384,7 @@
         <w:rPr>
           <w:b/>
         </w:rPr>
-        <w:t>Hebrews 1:8</w:t>
+        <w:t>Micah 5:2</w:t>
       </w:r>
     </w:p>
     <w:p>
@@ -396,18 +396,48 @@
         <w:rPr>
           <w:b/>
         </w:rPr>
-        <w:t>[8]</w:t>
+        <w:t>[2]</w:t>
       </w:r>
       <w:r>
         <w:rPr>
           <w:b w:val="0"/>
           <w:i w:val="0"/>
         </w:rPr>
-        <w:t>But unto the Son he saith, Thy throne, O God, is for ever and ever: a sceptre of righteousness is the sceptre of thy kingdom.</w:t>
+        <w:t>But thou, Bethlehem Ephratah, though thou be little among the thousands of Judah, yet out of thee shall he come forth unto me that is to be ruler in Israel; whose goings forth have been from of old, from everlasting.</w:t>
       </w:r>
     </w:p>
     <w:p>
       <w:pPr>
+        <w:spacing w:before="160" w:after="40"/>
+      </w:pPr>
+      <w:r>
+        <w:rPr>
+          <w:b/>
+        </w:rPr>
+        <w:t>Hebrews 1:8</w:t>
+      </w:r>
+    </w:p>
+    <w:p>
+      <w:pPr>
+        <w:spacing w:after="80"/>
+        <w:ind w:left="432"/>
+      </w:pPr>
+      <w:r>
+        <w:rPr>
+          <w:b/>
+        </w:rPr>
+        <w:t>[8]</w:t>
+      </w:r>
+      <w:r>
+        <w:rPr>
+          <w:b w:val="0"/>
+          <w:i w:val="0"/>
+        </w:rPr>
+        <w:t>But unto the Son he saith, Thy throne, O God, is for ever and ever: a sceptre of righteousness is the sceptre of thy kingdom.</w:t>
+      </w:r>
+    </w:p>
+    <w:p>
+      <w:pPr>
         <w:spacing w:after="200"/>
         <w:jc w:val="both"/>
       </w:pPr>
@@ -416,7 +446,7 @@
           <w:b w:val="0"/>
           <w:i w:val="0"/>
         </w:rPr>
-        <w:t>Psalm 110:1 also authenticates and identifies Jesus as being God.</w:t>
+        <w:t>Psalm 110:1 does authenticate and identify Jesus as being God.</w:t>
       </w:r>
     </w:p>
     <w:p>
@@ -459,7 +489,7 @@
           <w:b w:val="0"/>
           <w:i w:val="0"/>
         </w:rPr>
-        <w:t>Yet a number have not identified Jesus as the man Christ Jesus, and it is at that point that salvation comes into play. Repeatedly, Jesus Christ referred to himself as the Son of Man. Concerning the Second Coming, he said that no man knows the day, not the angels in heaven, not even the Son, only the Father.</w:t>
+        <w:t>But a number have not identified that. And that's where salvation comes to play with the man Christ Jesus. Severally, Jesus Christ kept referring to himself as the Son of Man. But there was a day he spoke about the Second Coming.</w:t>
       </w:r>
     </w:p>
     <w:p>
@@ -502,7 +532,7 @@
           <w:b w:val="0"/>
           <w:i w:val="0"/>
         </w:rPr>
-        <w:t>Here the reference was to Jesus Christ the man, and it is Jesus Christ the man who deals with our salvation. If the concept of Christ's humanity is not understood, the salvation of our souls cannot be comprehended.</w:t>
+        <w:t>It was referring to Jesus Christ the man. And it's Jesus Christ the man that deals with our salvation. And if we don't understand the concept of Christ's humanity, we will not comprehend the salvation of our souls.</w:t>
       </w:r>
     </w:p>
     <w:p>
@@ -527,7 +557,7 @@
           <w:b w:val="0"/>
           <w:i w:val="0"/>
         </w:rPr>
-        <w:t>For this study, mankind is to be split into two. Before addressing "whosoever" and "howsoever," the line of study is restricted to two persons — two persons who have determined the destiny of humanity. To begin from a purely individualistic point of view would require a long journey; instead, the summary of mankind is found in two people: Adam, and Adam.</w:t>
+        <w:t>So for this study, we're going to split mankind into two. Before we go into whosoever and howsoever, we're going to restrict our line of study into two persons. Now, when we understand the identity of these two persons, then the salvation doctrine will be understood. Those two persons are the two persons that have determined the destiny of humanity. Because if we begin to understand salvation from a very personal, individualistic point of view, we will have to go a long journey. But the summary of mankind is in two people, Adam and Adam.</w:t>
       </w:r>
     </w:p>
     <w:p>
@@ -540,22 +570,35 @@
           <w:b w:val="0"/>
           <w:i w:val="0"/>
         </w:rPr>
-        <w:t>Adam was not merely a name given in Genesis chapter one; Adam was a title, Adam was a function. To understand the subject of salvation, Adam must be understood as a function, not merely as a name, since the mind typically races back only to the single person God created in Genesis. Understanding Adam as a function is the key that opens the doctrine of salvation, and this is bound up with the man Christ Jesus.</w:t>
+        <w:t>Adam was not just a name in Genesis chapter one. Adam was a title. Adam was a function. So we want to see Adam as a function. To understand the subject of salvation, you have to understand Adam as a function, not as a name. Because every time we say Adam, the mind of most people will race back to when God created Adam — so we see one person called Adam. But let's see Adam here as a function. When we can see Adam as a function, then salvation is understood. Don't forget, we're referring to the man Christ Jesus.</w:t>
       </w:r>
     </w:p>
     <w:p>
       <w:pPr>
-        <w:spacing w:before="160" w:after="40"/>
-      </w:pPr>
-      <w:r>
-        <w:rPr>
-          <w:b/>
-        </w:rPr>
-        <w:t>Romans 5:1-21</w:t>
+        <w:spacing w:after="200"/>
+        <w:jc w:val="both"/>
+      </w:pPr>
+      <w:r>
+        <w:rPr>
+          <w:b w:val="0"/>
+          <w:i w:val="0"/>
+        </w:rPr>
+        <w:t>Look at Romans 5. To understand this subject, you need to read and reread and read again Romans 5.</w:t>
       </w:r>
     </w:p>
     <w:p>
       <w:pPr>
+        <w:spacing w:before="160" w:after="40"/>
+      </w:pPr>
+      <w:r>
+        <w:rPr>
+          <w:b/>
+        </w:rPr>
+        <w:t>Romans 5:1-21</w:t>
+      </w:r>
+    </w:p>
+    <w:p>
+      <w:pPr>
         <w:spacing w:after="80"/>
         <w:ind w:left="432"/>
       </w:pPr>
@@ -798,7 +841,7 @@
           <w:b w:val="0"/>
           <w:i w:val="0"/>
         </w:rPr>
-        <w:t>(For until the law sin was in the world: but sin is not imputed when there is no law.</w:t>
+        <w:t>For until the law sin was in the world: but sin is not imputed when there is no law.</w:t>
       </w:r>
     </w:p>
     <w:p>
@@ -874,7 +917,7 @@
           <w:b w:val="0"/>
           <w:i w:val="0"/>
         </w:rPr>
-        <w:t>For if by one man's offence death reigned by one; much more they which receive abundance of grace and of the gift of righteousness shall reign in life by one, Jesus Christ.)</w:t>
+        <w:t>For if by one man's offence death reigned by one; much more they which receive abundance of grace and of the gift of righteousness shall reign in life by one, Jesus Christ.</w:t>
       </w:r>
     </w:p>
     <w:p>
@@ -963,7 +1006,7 @@
           <w:b w:val="0"/>
           <w:i w:val="0"/>
         </w:rPr>
-        <w:t>Several things stand out from this passage. First, salvation is by grace; nobody qualifies for it on their own merit. All were enemies and were reconciled; all were sinners and are justified by his blood. There is therefore no preclusion for anybody in humanity, and sinners are not distinguished from one another — there is no "good sinner" and no "bad sinner." Everybody is the same, for the text says that while we were yet sinners, Christ died for us. The same sacrifice paid for the one who never murdered anyone and never told a lie is the same price paid for the one who lived in moral bankruptcy, because all were sinners and the same price was paid for all — there was no "heavier blood" required for a heavier sinner. It is not the case that a great crime needed six pints of Jesus' blood while a righteous life needed only a spoonful; the Bible says all were sinners, and Jesus died for everybody, for everybody was a sinner. How that came to be is explained beginning at verse 12.</w:t>
+        <w:t>So it summarizes our salvation concept as by and through Jesus Christ. A few things he says here. Number one, it's by grace, nobody qualifies it. We were enemies, we were made to be reconciled. We were sinners, we're justified by his blood. So there is no preclusion for anybody, humanity. Sinners are not distinguished. So there's no good sinner, there is no bad sinner. Everybody is the same. It says here that while we were yet sinners — so the same sacrifice that was paid for the fellow who did not murder anyone, who did not tell a lie all his life, peradventure, if that ever happened, the price that was paid for the fellow who used to sleep around, the lady who was morally bankrupt, is the same price that was paid for the guy who was morally straight. Because all were sinners, so the same price was paid. There was no heavier blood. Because we used to feel that when somebody commits a big crime, well, this one needs six pints of Jesus' blood; I only needed a drop, a spoon of Jesus' blood, because I lived a very righteous and holy life. But the Bible says here that we're all sinners. Jesus died for everybody. Everybody was a sinner. We're going to see how that happened.</w:t>
       </w:r>
     </w:p>
     <w:p>
@@ -988,7 +1031,7 @@
           <w:b w:val="0"/>
           <w:i w:val="0"/>
         </w:rPr>
-        <w:t>Verse 12 states that as by one man sin entered into the world — sin was not in the world before this — and death by sin, and so death passed upon all men, for that all have sinned. Until the law, sin was in the world, but sin is not imputed where there is no law; nevertheless death reigned from Adam to Moses, even over those who had not sinned after the similitude of Adam's transgression, who is the figure of him that was to come.</w:t>
+        <w:t>So in verse 12, this is where our study begins. Wherefore as by one man, sin entered into the world — don't forget I said, let's bring our study to two men, two Adam. I was seeing Adam as a function, not as a person alone, but as a function. Now, Adam, the Bible says true: wherefore, as by one man sin entered into the world — in other words, sin was not in the world — and death by sin. Please observe that sin was not in the world, because we're going to use that in a moment. Sin was not in the world; as by one man sin entered into the world, and death by sin, and so death passed upon all men, for that all have sinned. Now, until the law, sin was in the world, and sin is not imputed when there is no law. Nevertheless, death reigned from Adam to Moses, even over them that had not seen after the similitude of Adam's transgression, who is the figure of him that was to come.</w:t>
       </w:r>
     </w:p>
     <w:p>
@@ -1001,7 +1044,7 @@
           <w:b w:val="0"/>
           <w:i w:val="0"/>
         </w:rPr>
-        <w:t>Verse 15 makes clear that the offense in view belongs to one man — Adam — through whom many were made dead; much more did the grace of God and the gift of grace by one man, Jesus Christ, abound unto many. The judgment was by one man to condemnation, but the free gift is of many offenses unto justification. If by one man's offense death reigned by one, much more shall those who receive abundance of grace and the gift of righteousness reign in life by one man, Jesus Christ — not by God directly, but by the one man, Jesus Christ. As by the offense of one man judgment came upon all men to condemnation, even so by the righteousness of one man the free gift came upon all men unto justification of life. As by one man's disobedience many were made sinners, so by the obedience of one shall many be made righteous.</w:t>
+        <w:t>And notice, the offense also is a gift. For if through the offense of one man many be dead, much more the grace of God and the gift of grace, which is by one man, Jesus Christ, has abounded unto many. Not as it was by one that sinned, so is the gift. For the judgment was by one to condemnation, and the free gift is of many unto justification. If by one man's offense death reigned by one man, much more they which receive abundance of grace and of the gift of righteousness shall reign in life by one man, Jesus Christ. One man. Not by God — one man, Jesus Christ. Therefore, as by the offense of one man, judgment came upon all men to condemnation. Even so, by the righteousness of one man, the free gift came upon all men unto justification of life. For as by one man's disobedience, many were made sinners. So by the obedience of one man, shall many be made righteous.</w:t>
       </w:r>
     </w:p>
     <w:p>
@@ -1014,7 +1057,7 @@
           <w:b w:val="0"/>
           <w:i w:val="0"/>
         </w:rPr>
-        <w:t>Humanity is thereby split into two persons, and the entire Bible is summarized in Romans 5:12 through verse 21: one man, Adam; one man, Jesus Christ. There was no need for Adam to have a name in the way Jesus did, because there was no one to name him — he was the one naming people. Jesus Christ had a name because he had a mother. Adam, however, is Adam — a function.</w:t>
+        <w:t>So we're seeing two men. Humanity is split into two persons. And let me tell you the truth: the entire Bible is summarized in Romans 5:12 down to verse 21. If you can understand that, you will understand the concept of salvation. One man, Adam. One man, Jesus Christ. And there was no reason, there was no need for Adam to have a name, because nobody could have named him — he was naming people. Jesus Christ had a name because he had a mom. But Adam is Adam.</w:t>
       </w:r>
     </w:p>
     <w:p>
@@ -1039,7 +1082,7 @@
           <w:b w:val="0"/>
           <w:i w:val="0"/>
         </w:rPr>
-        <w:t>In 1 Corinthians 15, Jesus Christ is likewise called Adam.</w:t>
+        <w:t>In Genesis 1, Adam is Jesus — John 1:14 — Adam has a function. Jesus Christ is called a man. He is called Adam. In fact, in 1 Corinthians 15, verse 45, the first man Adam was made a living soul; the last Adam, Jesus Christ, a quickening spirit, a life-giving Spirit.</w:t>
       </w:r>
     </w:p>
     <w:p>
@@ -1120,11 +1163,24 @@
           <w:b w:val="0"/>
           <w:i w:val="0"/>
         </w:rPr>
-        <w:t>As this passage shows, humanity's condemnation, judgment, and failure are found in one man, Adam, while humanity's righteousness, salvation, and redemption are found in one man, Jesus Christ. One is therefore either unsaved in Adam or saved in Jesus — it is not possible to be saved in Adam or unsaved in Jesus. There are two men in this discussion: Adam as Adam in Genesis 1, and Adam as Jesus Christ, the Lord who came from heaven. Jesus is the second Adam, and Jesus is also the last Adam — meaning there will be no Adam after Jesus. He is the second Adam after the first Adam, who became a sinner, and he is the last Adam in that there will be no other Adam after him.</w:t>
+        <w:t>The first man is of the earthy, and the second man, the Lord from heaven. So that's why I said, let's bring our study to two men. As we have seen, humanity's condemnation, humanity's judgment, humanity's failure is in one man, Adam. Humanity's righteousness, salvation and redemption is in one man, Jesus Christ. So it's either you are unsaved in Adam, or you are saved in Jesus. You cannot be saved in Adam. You cannot be unsaved in Jesus.</w:t>
       </w:r>
     </w:p>
     <w:p>
       <w:pPr>
+        <w:spacing w:after="200"/>
+        <w:jc w:val="both"/>
+      </w:pPr>
+      <w:r>
+        <w:rPr>
+          <w:b w:val="0"/>
+          <w:i w:val="0"/>
+        </w:rPr>
+        <w:t>So we have two men in our discussion. You must know the two men. Adam as Adam, Genesis 1. Adam as Jesus Christ, the Lord that came from us. I said Jesus is Adam. Jesus is the second Adam. Jesus is also referred to as the last Adam. In other words, there will be no Adam after Jesus. Jesus is the second Adam — the second Adam after the first Adam that was made a sinner, or that became a sinner — and he is also the last Adam. In other words, there will be no other Adam after this.</w:t>
+      </w:r>
+    </w:p>
+    <w:p>
+      <w:pPr>
         <w:pStyle w:val="Heading1"/>
       </w:pPr>
       <w:r>
@@ -1145,7 +1201,7 @@
           <w:b w:val="0"/>
           <w:i w:val="0"/>
         </w:rPr>
-        <w:t>Genesis chapter one lays the foundation for understanding Adam as a function.</w:t>
+        <w:t>Now, Adam — let's see Adam as a function. What is Adam? Adam as a function. Genesis Chapter one. Let me just lay foundation, then we'll move to the teaching itself. Genesis chapter one and verse 26.</w:t>
       </w:r>
     </w:p>
     <w:p>
@@ -1226,7 +1282,7 @@
           <w:b w:val="0"/>
           <w:i w:val="0"/>
         </w:rPr>
-        <w:t>Notice the word "let them" — this refers to a race, not a single individual. Adam, then, has a function: Adam as the progenitor and head of a race. Adam sums up an entire breed of God's creatures, male and female, and it was male and female together who received dominion, who were to subdue the earth, and who were to reproduce and replenish the earth. Adam, therefore, is a race represented by a person at creation, and by the same principle the second Adam qualifies to represent a race — represented by Jesus Christ. Adam as a function is the progenitor of a race of God's kind, a God-creature, a God-creation; better still, Adam as a race.</w:t>
+        <w:t>Let us make man in our image, after our likeness, and let them — notice that. So Adam has a function. Let them — so he's referring to a race. Let them have dominion over the fish of the sea, over the fowl of the earth, over the cattle, over all the earth, over everything, every creeping thing that creeps upon the earth. And God created man in his image; in the image of God created he himself; male and female created them. So Adam is male and female. Adam has a function, therefore. Adam will be Adam, the progenitor and the head of a race. Adam sums up a race, an entire breed of God's creatures. Adam will be an entire breed of God's creatures. Male and female created them, and so male and female got dominion, male and female to subdue the earth, male and female to reproduce and replenish the earth.</w:t>
       </w:r>
     </w:p>
     <w:p>
@@ -1239,7 +1295,7 @@
           <w:b w:val="0"/>
           <w:i w:val="0"/>
         </w:rPr>
-        <w:t>By one man, Adam, sin entered into the world; by Adam, all men were made sinners, because as progenitor of the race, God gave him an instruction to obey or disobey, and he disobeyed. He was given that choice from Genesis 2. God's law and principle is that everything created brings forth fruit and seed after its own kind. When God made man, he gave him the responsibility to produce and reproduce — God himself was not going to reproduce or produce; from that point, man was to replenish the earth and multiply. What man multiplied, from that point onward, was disobedience, because man had disobeyed and thereafter begat children in his own — now disobedient — image.</w:t>
+        <w:t>So Adam, watch me now, is a race represented by a person at creation. So the second Adam qualifies to be a race, represented by Jesus Christ. So Adam as a function is to be progenitor of a race of God kind, a God creature, a God creation. Better still, Adam as a race. So we are two kinds of men, two men — the first Adam, the last Adam; the first Adam, the second Adam.</w:t>
       </w:r>
     </w:p>
     <w:p>
@@ -1252,7 +1308,7 @@
           <w:b w:val="0"/>
           <w:i w:val="0"/>
         </w:rPr>
-        <w:t>Genesis chapter five confirms that man began to beget children in man's own image, a disobedient image. So all were made disobedient by the disobedience of Adam. Since Adam functions as a race, humanity — male and female, "them" of Genesis 1:28 — functioned in disobedience because of Adam.</w:t>
+        <w:t>So Romans 5: by one man, Adam, sin entered into the world. By Adam, all men were made sinners. Because as a progenitor of the race, God gave him an instruction to obey or disobey. He disobeyed. And by that disobedience, the Bible says, because he was given a choice from Genesis 2, by that disobedience, all men were made sinners. The Bible says God gave a law, a principle: everything that God created will bring forth fruit after its kind, will bring forth seed, producing seed after its kind. Now, when God made man, he gave him the responsibility to produce and reproduce. God wasn't going to reproduce. God wasn't going to produce. From that point, man was to replenish the earth and multiply. And what did man multiply? Man multiplied disobedience. Because from that point, God made man in his own image, and man disobeyed. We read Genesis chapter 5: man now began to begat children in man's image. What image? A disobedient Adam. So all were made disobedient by the disobedience of Adam. Don't forget, we're referring to a race, Adam as a function. So humanity functioned in disobedience because of Adam. Humanity, everybody, male and female, them — Genesis 1:28 — functioned in disobedience.</w:t>
       </w:r>
     </w:p>
     <w:p>
@@ -1265,7 +1321,7 @@
           <w:b w:val="0"/>
           <w:i w:val="0"/>
         </w:rPr>
-        <w:t>Returning to Genesis chapter one: God made man in his image and after his likeness — two different things, the image of God and the likeness of God. The next instruction was, "let them have dominion." Nothing else God created was given dominion, only man; God would not give two creatures dominion, for that would create chaos. Only one creature was given the authority to exercise rulership as the God of this world. God made Adam the God of the earth. No creature of God was ever made God or given dominion — that would be chaos.</w:t>
+        <w:t>Let's go back to Genesis 2. In Genesis chapter one, first of all, we see humanity created, and God says, have dominion. Number one, God made man in his image; he made man after his likeness — two different things. The first refers to the image of God and the likeness of God. The next verse, let them have dominion. Nothing God created was given dominion, but man. God will not give two people dominion, or two creatures dominion — that will be creating chaos. He created everything and only gave one of his creatures dominion. In other words, that creature was to exercise an authority as the God of this world. So God created Adam as the God of the earth.</w:t>
       </w:r>
     </w:p>
     <w:p>
@@ -1308,7 +1364,7 @@
           <w:b w:val="0"/>
           <w:i w:val="0"/>
         </w:rPr>
-        <w:t>The earth was given to the children of men so that they might exercise dominion. Scripture says God put everything under the feet of man, yet we do not presently see all things under the feet of men, a point Hebrews 2 addresses. The word "dominion" was intended to make man the God of this world, and God said to him: be fruitful, multiply, replenish the earth, subdue it, and have dominion over the fish of the sea, the fowl of the air, and every living thing that moves upon the earth. Man thus had complete dominion over the earth — God made Adam, as a function, to rule and reign on the earth, and secondly gave him the function of multiplication: reproduce, replenish, subdue, and take over the earth in dominion. God blessed him toward this end.</w:t>
+        <w:t>Even the heavens are the Lord's, but the earth has he given to the children of men. He gave it to them to do what — to exercise dominion. The Bible says he put everything under the feet of man. But we do not see all things under the feet of men. Hebrews 2 tells us so. Man was created; the word dominion there was to make man the God of this world. God made man the God of this world. And no creature of God was ever made God, or made to have dominion — no creature of God — that would be chaos. So he gave man dominion. And he said to him, be fruitful, multiply, replenish the earth, subdue it, and have dominion over the fish of the sea, fowl of the air, every living thing that moves upon the earth. And God said, behold, I've given you every herb, and so on. So man had complete dominion over the earth. God made Adam, as a function, rule and reign on the earth. Secondly, he gave him the function of multiplication — reproduce, Adam, reproduce. That's what he meant by replenish. Subdue the earth, take over the earth. Fill up the earth in dominion, take over the earth. That's God's instruction. Don't forget, God blessed him: be fruitful, multiply, and replenish the earth.</w:t>
       </w:r>
     </w:p>
     <w:p>
@@ -1321,7 +1377,7 @@
           <w:b w:val="0"/>
           <w:i w:val="0"/>
         </w:rPr>
-        <w:t>David describes this in the Psalms.</w:t>
+        <w:t>Genesis chapter 2, now God begins to introduce his wisdom in creation. And this therefore will help us understand the place of God's sovereignty over his creature, or God's authority over his creature. God said, have dominion, replenish the earth, multiply. Absolute control, absolute over every — God kept saying, every, every. David describes this in the book of Psalm.</w:t>
       </w:r>
     </w:p>
     <w:p>
@@ -1402,7 +1458,7 @@
           <w:b w:val="0"/>
           <w:i w:val="0"/>
         </w:rPr>
-        <w:t>David here describes the creation of man in the image and likeness of God — man was to operate like God on the earth.</w:t>
+        <w:t>That thou art mindful of him, and the son of man, that thou visitest him. Thou hast made him a little lower than the angels, and has crowned him with glory and honor. Thou madest him to have dominion over the works of thy hands, and thou hast put all under his feet — David describing the creation of man in the image of God, the image of God, the likeness of God. It was to operate like God on the earth.</w:t>
       </w:r>
     </w:p>
     <w:p>
@@ -1427,7 +1483,7 @@
           <w:b w:val="0"/>
           <w:i w:val="0"/>
         </w:rPr>
-        <w:t>Man, however, was not created an independent being. God gave him a choice, a will; God never made man a robot, never made him a predetermined creature whose actions God determines for him. God gave him dominion and the right to exercise authority on the earth, and God gave him a choice.</w:t>
+        <w:t>But now watch this. Man was not created an independent being. God gave him a choice, a will. God never made man a robot, never made man a predetermined creature that God determines his actions for him. No, he didn't. God gave him dominion. God gave him the right to exercise authority on the earth. And God gave him a choice.</w:t>
       </w:r>
     </w:p>
     <w:p>
@@ -1508,7 +1564,7 @@
           <w:b w:val="0"/>
           <w:i w:val="0"/>
         </w:rPr>
-        <w:t>Man was not to exercise his dominion outside of God's will — his choices were to be made in agreement with God's plan. Yet the fact that God said, "the day that thou shalt eat thereof, thou shalt die," shows that man was not a predetermined creature. Before this, there was no death in the world, whether spiritual or physical, and there was no sin in the earth — a point Romans 5:12 confirms.</w:t>
+        <w:t>The Lord God took the man and put him in the Garden of Eden to dress it and to keep it. And the Lord God commanded the man, saying, of every tree of the garden thou mayest freely eat — of the tree of the knowledge of good and evil, thou shalt not eat of it, for in the day that thou shalt eat thereof, thou shalt die. In other words, man was not to exercise his dominion outside God's will. His choices were to be made in agreement with God's plan. However, watch this, to understand that man was not created a robot: God says the day that thou shalt eat thereof, thou shalt die. So if God could give man a choice, that means he didn't make man a predetermined creature. Don't eat this, and he gave him dominion. The day you eat it, you shall die. Before now, there was no death in the world — Romans 5:12 tells us there was no death in the world, spiritual and physical. Before now, there was no sin in the world. There was no death in the earth. There was no sin in the earth.</w:t>
       </w:r>
     </w:p>
     <w:p>
@@ -1521,7 +1577,7 @@
           <w:b w:val="0"/>
           <w:i w:val="0"/>
         </w:rPr>
-        <w:t>God gave man, who already had dominion, a choice whether to exercise that dominion in obedience or disobedience, showing that his dominion, while absolute, was not sovereign. He had absolute control but was not a sovereign, for a sovereign is one who has no authority above him, no one to control him. God granted man authority in the earth but not sovereignty over his own life: if he ate of the Tree of the Knowledge of Good and Evil, he would die — indeed, the Hebrew idiom is "in dying, you will die," meaning he would die spiritually and then physically.</w:t>
+        <w:t>In Genesis 2, he gave man that had dominion a choice, to either exercise that dominion for us to understand that dominion was absolute, but that dominion was not sovereign. He had absolute control, but he was not a sovereign. What's a sovereign? The word sovereign is somebody who has no authority above him, someone who has no one to control him. God says, yes, you do have authority in the earth, but you do not have sovereignty over your life. If you eat the Tree of the Knowledge of Good and Evil, you will die. You shall surely die. In fact, the Hebrew says, in dying, you will die — that is, you will die spiritually, and then you will die physically.</w:t>
       </w:r>
     </w:p>
     <w:p>
@@ -1534,7 +1590,7 @@
           <w:b w:val="0"/>
           <w:i w:val="0"/>
         </w:rPr>
-        <w:t>Thus the first things to be observed about Adam are these: he is a creature of dominion, a creature of authority, a creature of choice, and not a creature who exercises sovereignty. Tracing this back to Jesus: if Jesus is an Adam-creature of dominion, he too could choose, and could choose not to. He gave himself as a ransom — this was a choice, a choice to die, showing that it was human.</w:t>
+        <w:t>So this is man, Adam. So the first thing we see about Adam is a creature of dominion, is a creature of authority, is a creature of choice, and is not a creature that exercises sovereignty. So race back to Jesus. If Jesus is an Adam creature of dominion, right — but he is not as a man suffering, he can choose, and he can choose not to. He gave himself as a ransom. Choice. Chose to die. Give himself a ransom. So showing you it was human.</w:t>
       </w:r>
     </w:p>
     <w:p>
@@ -1559,7 +1615,7 @@
           <w:b w:val="0"/>
           <w:i w:val="0"/>
         </w:rPr>
-        <w:t>Eventually man ate the fruit, and man was cursed — not by God, but because he ate the fruit; man's own disobedience brought the curse. Yet the good part of Genesis 3 is that it is also where God instituted the plan of salvation.</w:t>
+        <w:t>Now, the third thing we're going to read in Genesis 3 was that eventually man ate the fruit. And then man was cursed because he ate the fruit. Man was cursed, not by God — man was cursed because he ate the fruit. Man's disobedience brought the curse. But the good part about Genesis 3, when we read Genesis 3:15, is that God instituted the plan of salvation.</w:t>
       </w:r>
     </w:p>
     <w:p>
@@ -1602,7 +1658,7 @@
           <w:b w:val="0"/>
           <w:i w:val="0"/>
         </w:rPr>
-        <w:t>Immediately upon the fall, God announced that the seed of the woman would bruise the serpent's head — there would be redemption, salvation for the seed of the woman, for humanity, and a restoration of the authority that had been lost at that point.</w:t>
+        <w:t>I will put enmity between thee and the woman, between thy seed and her seed. It shall bruise thy head, and thou shalt bruise his heel. So immediately he says he will bruise thy head — redemption. There will be salvation for the seed of the woman, for humanity. There will be salvation. There will be restoration of authority that had been lost at this point.</w:t>
       </w:r>
     </w:p>
     <w:p>
@@ -1627,7 +1683,7 @@
           <w:b w:val="0"/>
           <w:i w:val="0"/>
         </w:rPr>
-        <w:t>By the sin of Adam, humanity was made sinful. God, being wiser than all, created humanity through one Adam so that salvation would be the same for everyone — everyone found in the same state and thereby qualified to receive salvation in the same way. Consider the alternative: if everyone had been created individually and given the instruction separately, there would have been chaos — some eating the tree, some tasting it, some licking it, some turning it into juice — a serious dilemma, and each person would then have needed a personal messiah individually, at different times. Instead, in one man all die, and in one man all are made alive.</w:t>
+        <w:t>Now, don't forget, we're talking about two Adams. By the sin of Adam, humanity were made sinners. God is wise, wiser than all of us. Imagine if everybody was created once — what chaos will have happened if half ate the tree and half, two thirds tasted it, some licked it, some turned into juice. What would we have? We have a serious dilemma. Definitely not for God, but really for me it would be terrible. But God created an Adam so that salvation will be the same for everyone. Everyone will be found in the same state and will be qualified to receive salvation in another state. If everybody was created once, and were given instructions once, then we all need personal messiahs individually at different times. But you see, in one man, all die; in one man all are made alive.</w:t>
       </w:r>
     </w:p>
     <w:p>
@@ -1670,7 +1726,7 @@
           <w:b w:val="0"/>
           <w:i w:val="0"/>
         </w:rPr>
-        <w:t>The seed principle established in Genesis is that every seed brings forth after its own kind.</w:t>
+        <w:t>The seed principle in Genesis is that every seed will bring forth after its kind. God created Adam in his own image. After the fall, Genesis chapter 5, verse 1, Adam started to begat after his own kind, the generations of Adam after his own kind.</w:t>
       </w:r>
     </w:p>
     <w:p>
@@ -1732,7 +1788,7 @@
           <w:b w:val="0"/>
           <w:i w:val="0"/>
         </w:rPr>
-        <w:t>God created Adam in his own image; after the fall, Adam begat after his own kind — a fallen, disobedient image. According to Romans 5:15-16, all were made sinners; no one had to personally eat the fruit — Romans 5:12-14 make clear that it was sufficient merely to be born into that lineage. Humanity, therefore, was made in Adam and was found in sin in Adam. Adam represents a race; Adam is a function; Jesus is likewise a function — male and female in Adam, male and female in Jesus.</w:t>
+        <w:t>His own image — what kind of image? Genesis 5:3, a fallen image, a disobedient image. Romans 5, verses 16 and 15, we were made sinners; we didn't have to eat the fruit. Romans 5:12,13, and 14 — you only had to be born. So humanity was found in sin. Or better still, humanity was made in Adam, and therefore humanity was found in sin in Adam. Don't forget again, Adam represents a race. Adam is a function. Jesus is a function. Male and female in Adam, male and female in Jesus.</w:t>
       </w:r>
     </w:p>
     <w:p>
@@ -1757,7 +1813,7 @@
           <w:b w:val="0"/>
           <w:i w:val="0"/>
         </w:rPr>
-        <w:t>A common idea of God's plan runs as follows: there was heaven, God, and his angels; one of the angels, named Lucifer, grew angry or ambitious with God and chose to disobey; God cast him down to the earth, where he waited; God, knowing that Lucifer — now fallen, along with a third of the angels — was on the earth, then created Adam and placed him on the earth with Lucifer; one day Lucifer, in the form of a serpent, tempted Adam, Adam fell for the deception, and only then did God begin to plan how to save humanity.</w:t>
+        <w:t>Now let's do a little thinking. The idea many people have about God's plan for man was this — and we begin to read: Jesus Christ, the Lamb of God, slain for the foundation of the world. And the idea is, one day there was heaven, God and his angels. And then one of the angels, by the name of Lucifer, got angry or got ambitious with God, and then that angel chose to disobey. Then God cast him down to the earth, or somewhere in between. So he waited in the earth for a while. Then God, knowing that Lucifer, now fallen with one third of the angels, was in the earth, he now created Adam. Now Lucifer was already in the earth, so he made Adam join Lucifer on the earth. So one day Lucifer came into where God had made Adam. A serpent then tempted Adam, and Adam fell for his tricks. And then God now began to plan how to save humanity.</w:t>
       </w:r>
     </w:p>
     <w:p>
@@ -1770,7 +1826,21 @@
           <w:b w:val="0"/>
           <w:i w:val="0"/>
         </w:rPr>
-        <w:t>Against this popular account, the following must be considered. Genesis chapter one marks when time began, and creation is a function of time — anything created is subject to time. The Bible lets us know, in texts such as Isaiah 14 and Ezekiel 28 (which will be examined in a later session), something further about this. Satan was an angel of God — a point supported by Matthew 26:41, though the speaker notes that this citation is disputable — and Jude 6 also affirms that he was an angel of God.</w:t>
+        <w:t xml:space="preserve">Now let me see this. Genesis chapter one was when time began, and creation is a function of time. Anything created is subject to time. The Bible lets us know severally — you check Isaiah 14, Ezekiel chapter 28, we're going to see that later — but let me just give you a summary of this. Matthew 26:41, that Satan was angel of God. That's disputable. Jude six lets us know that too, was the angel of God. So what idea did we have? God had angels who were somewhere before man was created, doing what? Worshiping God? Well, Satan was the head of the choir in heaven, one day he was singing and singing, he now oversang, said he wanted to be like God. No, the scriptures give us no such convictions. So, because everybody is quick to say, yes, Satan — yes, Satan was the reason why Adam fell. Yes, we agree, no problem. Did God make him to do it? No, God didn't make the devil. God made Lucifer. Sin made Lucifer, Satan. In fact the Bible says he was anointed </w:t>
+      </w:r>
+      <w:r>
+        <w:rPr>
+          <w:b w:val="0"/>
+          <w:i/>
+        </w:rPr>
+        <w:t>kerub</w:t>
+      </w:r>
+      <w:r>
+        <w:rPr>
+          <w:b w:val="0"/>
+          <w:i w:val="0"/>
+        </w:rPr>
+        <w:t>, who was created perfect until iniquity was found in him. He was created — so, if Satan did not exist, if Satan existed before time began, that makes Satan God. But he never existed before time began. Satan began to exist when time began. And I believe that the fall of Satan or Lucifer was in the Garden of Eden. That was the fall of Lucifer. Because the Bible makes us to understand that there was no sin — not one sin did not enter into the world by the devil. Sin entered by Adam.</w:t>
       </w:r>
     </w:p>
     <w:p>
@@ -1783,25 +1853,90 @@
           <w:b w:val="0"/>
           <w:i w:val="0"/>
         </w:rPr>
-        <w:t xml:space="preserve">The common idea imagines that the angels existed somewhere before man was created, worshiping God — that Satan was the head of the choir in heaven, and one day, in his singing, grew proud and desired to be like God. But the Scriptures do not give convictions for this. It is agreed that Satan was the reason Adam fell, but God did not make him to do it: God made Lucifer, and sin made Lucifer into Satan. The Bible says he was anointed </w:t>
-      </w:r>
-      <w:r>
-        <w:rPr>
-          <w:b w:val="0"/>
-          <w:i/>
-        </w:rPr>
-        <w:t>Kerub</w:t>
+        <w:t>Why? Hebrews Chapter one — we all agree Satan was angel. Hebrews Chapter one, what's the function of angels? What do angels do? Forget all those stories of worshipers and all that — let's read the Bible, the Scriptures. God never asked angels to worship him. God asked men to worship him. Do angels worship God? Yes, they do — the Bible says everything that has breath.</w:t>
+      </w:r>
+    </w:p>
+    <w:p>
+      <w:pPr>
+        <w:spacing w:before="160" w:after="40"/>
+      </w:pPr>
+      <w:r>
+        <w:rPr>
+          <w:b/>
+        </w:rPr>
+        <w:t>Hebrews 1:7</w:t>
+      </w:r>
+    </w:p>
+    <w:p>
+      <w:pPr>
+        <w:spacing w:after="80"/>
+        <w:ind w:left="432"/>
+      </w:pPr>
+      <w:r>
+        <w:rPr>
+          <w:b/>
+        </w:rPr>
+        <w:t>[7]</w:t>
       </w:r>
       <w:r>
         <w:rPr>
           <w:b w:val="0"/>
           <w:i w:val="0"/>
         </w:rPr>
-        <w:t xml:space="preserve"> (cherub), created perfect until iniquity was found in him. If Satan had existed before time began, that would make Satan God — but he never existed before time began; Satan began to exist when time began, and it is held here that the fall of Satan, or Lucifer, took place in the Garden of Eden. Scripture indicates that sin did not enter the world through the devil; sin entered through Adam.</w:t>
+        <w:t>And of the angels he saith, Who maketh his angels spirits, and his ministers a flame of fire.</w:t>
       </w:r>
     </w:p>
     <w:p>
       <w:pPr>
+        <w:spacing w:before="160" w:after="40"/>
+      </w:pPr>
+      <w:r>
+        <w:rPr>
+          <w:b/>
+        </w:rPr>
+        <w:t>Hebrews 1:13-14</w:t>
+      </w:r>
+    </w:p>
+    <w:p>
+      <w:pPr>
+        <w:spacing w:after="80"/>
+        <w:ind w:left="432"/>
+      </w:pPr>
+      <w:r>
+        <w:rPr>
+          <w:b/>
+        </w:rPr>
+        <w:t>[13]</w:t>
+      </w:r>
+      <w:r>
+        <w:rPr>
+          <w:b w:val="0"/>
+          <w:i w:val="0"/>
+        </w:rPr>
+        <w:t>But to which of the angels said he at any time, Sit on my right hand, until I make thine enemies thy footstool?</w:t>
+      </w:r>
+    </w:p>
+    <w:p>
+      <w:pPr>
+        <w:spacing w:after="80"/>
+        <w:ind w:left="432"/>
+      </w:pPr>
+      <w:r>
+        <w:rPr>
+          <w:b/>
+        </w:rPr>
+        <w:t>[14]</w:t>
+      </w:r>
+      <w:r>
+        <w:rPr>
+          <w:b w:val="0"/>
+          <w:i w:val="0"/>
+        </w:rPr>
+        <w:t>Are they not all ministering spirits, sent forth to minister for them who shall be heirs of salvation?</w:t>
+      </w:r>
+    </w:p>
+    <w:p>
+      <w:pPr>
         <w:spacing w:after="200"/>
         <w:jc w:val="both"/>
       </w:pPr>
@@ -1810,22 +1945,60 @@
           <w:b w:val="0"/>
           <w:i w:val="0"/>
         </w:rPr>
-        <w:t>Hebrews chapter one describes the function of angels — not the popular stories of angelic worshipers, but what Scripture itself says. God never asked angels to worship him; God asked men to worship him. Angels do worship God — everything that has breath does — but that is not their defining function.</w:t>
+        <w:t>He saith, who makes his angels spirits, and his ministers a flame of fire. And to which of the angels said he at any time, sit on my right hand until I make thine enemies thy footstool? In other words, they don't sit. Are they not all — what are they? All angels are ministering spirits. They were made servants, to do what — who were sent to minister for them who shall be heirs of salvation — humanity. So Lucifer was a minister to Adam. All the angels were made ministering spirits.</w:t>
       </w:r>
     </w:p>
     <w:p>
       <w:pPr>
-        <w:spacing w:before="160" w:after="40"/>
+        <w:pStyle w:val="Heading1"/>
       </w:pPr>
       <w:r>
         <w:rPr>
           <w:b/>
-        </w:rPr>
-        <w:t>Hebrews 1:7</w:t>
+          <w:i w:val="0"/>
+        </w:rPr>
+        <w:t>How Sin Entered the World: Deception and Transgression</w:t>
       </w:r>
     </w:p>
     <w:p>
       <w:pPr>
+        <w:spacing w:after="200"/>
+        <w:jc w:val="both"/>
+      </w:pPr>
+      <w:r>
+        <w:rPr>
+          <w:b w:val="0"/>
+          <w:i w:val="0"/>
+        </w:rPr>
+        <w:t>Now one day Adam got to know what God told Adam. And I believe this, and you could check it yourself: having known what God told Adam, he said, I will rise above the congregation. Then the desire was found in him: I will be like the Most High. He will never have said, I will be higher than the Most High, because that's impossible — he knows that's impossible. What was he going to do? He was going to deceive man, to strip him of that authority in the earth. That is why the Bible says in the day that you were created in Eden, talking about Lucifer, Jesus said he was a deceiver from the beginning. Time that's in the earth — that's not before the earth was created. When you hear before the foundation of the world, it was not referring to time. It's referring to an infinite time. Infinite. The infinite part of God. When you hear before the foundation of the world — and we're going to see what we look at, sovereignty, referring to in God — God does not live in time. Jesus Christ is God's expression in time. God does not live in time. That's why the Bible says the Lamb of God that was slain before the foundation of the world. When was that? Before Adam was created? No, it's in God. Whatever you hear before the foundation of the world refers to in God. And it's only God that has that characteristic, thinking before and after time, of speaking before and after time. So Satan was not before the foundation of the world — that would make him God. Satan began to exist in time, as Lucifer, then as Satan.</w:t>
+      </w:r>
+    </w:p>
+    <w:p>
+      <w:pPr>
+        <w:spacing w:after="200"/>
+        <w:jc w:val="both"/>
+      </w:pPr>
+      <w:r>
+        <w:rPr>
+          <w:b w:val="0"/>
+          <w:i w:val="0"/>
+        </w:rPr>
+        <w:t>So in aspiring for the authority of Adam — because God had made Adam the God of this world — what Satan aspired for was to be like Adam. That was the iniquity. That was how sin entered into the world. And then what did Adam do? Adam simply listened to the serpent. It was a ministering spirit. A ministering spirit does not give instructions, and a ministering spirit listens to instructions. But Adam transgressed and listened to the serpent. Two things happened. Sin was found in Satan — he gave instructions. Sin was found in Adam — he listened to instructions. Sin entered into the world. Jesus called Satan the deceiver. He deceived him. What was the deception for Eve? The deception for Eve was that it would become like gods. That was deception, because she was already, though illegitimately, had the authority bestowed on her by Adam.</w:t>
+      </w:r>
+    </w:p>
+    <w:p>
+      <w:pPr>
+        <w:spacing w:before="160" w:after="40"/>
+      </w:pPr>
+      <w:r>
+        <w:rPr>
+          <w:b/>
+        </w:rPr>
+        <w:t>Romans 6:16</w:t>
+      </w:r>
+    </w:p>
+    <w:p>
+      <w:pPr>
         <w:spacing w:after="80"/>
         <w:ind w:left="432"/>
       </w:pPr>
@@ -1833,29 +2006,67 @@
         <w:rPr>
           <w:b/>
         </w:rPr>
-        <w:t>[7]</w:t>
+        <w:t>[16]</w:t>
       </w:r>
       <w:r>
         <w:rPr>
           <w:b w:val="0"/>
           <w:i w:val="0"/>
         </w:rPr>
-        <w:t>And of the angels he saith, Who maketh his angels spirits, and his ministers a flame of fire.</w:t>
+        <w:t>Know ye not, that to whom ye yield yourselves servants to obey, his servants ye are to whom ye obey; whether of sin unto death, or of obedience unto righteousness?</w:t>
       </w:r>
     </w:p>
     <w:p>
       <w:pPr>
-        <w:spacing w:before="160" w:after="40"/>
-      </w:pPr>
-      <w:r>
-        <w:rPr>
-          <w:b/>
-        </w:rPr>
-        <w:t>Hebrews 1:13-14</w:t>
+        <w:spacing w:after="200"/>
+        <w:jc w:val="both"/>
+      </w:pPr>
+      <w:r>
+        <w:rPr>
+          <w:b w:val="0"/>
+          <w:i w:val="0"/>
+        </w:rPr>
+        <w:t>You are servants to whom you obey. So it was a ministering spirit. They were ministering spirits sent to minister for them, which are the heirs of salvation. And all the angels — the Bible says all the angels, all the angels — ministers, all the angels, including Satan, including Michael, including Gabriel — all the angels are ministering spirits sent to minister for them to be heirs of salvation. Adam was made the God of this world. And what did Adam do? Kings do obey. Adam was made a sovereign only on the earth. Nothing was above him. But then he gave his sovereignty away to the devil. So Satan began to reign in the world, because Adam gave the authority that God gave to him to the devil.</w:t>
       </w:r>
     </w:p>
     <w:p>
       <w:pPr>
+        <w:pStyle w:val="Heading1"/>
+      </w:pPr>
+      <w:r>
+        <w:rPr>
+          <w:b/>
+          <w:i w:val="0"/>
+        </w:rPr>
+        <w:t>The Transfer of Authority to Satan</w:t>
+      </w:r>
+    </w:p>
+    <w:p>
+      <w:pPr>
+        <w:spacing w:after="200"/>
+        <w:jc w:val="both"/>
+      </w:pPr>
+      <w:r>
+        <w:rPr>
+          <w:b w:val="0"/>
+          <w:i w:val="0"/>
+        </w:rPr>
+        <w:t>Look at Matthew 4. Satan said that to Jesus, and Jesus did not question it, because it was true.</w:t>
+      </w:r>
+    </w:p>
+    <w:p>
+      <w:pPr>
+        <w:spacing w:before="160" w:after="40"/>
+      </w:pPr>
+      <w:r>
+        <w:rPr>
+          <w:b/>
+        </w:rPr>
+        <w:t>Matthew 4:8-10</w:t>
+      </w:r>
+    </w:p>
+    <w:p>
+      <w:pPr>
         <w:spacing w:after="80"/>
         <w:ind w:left="432"/>
       </w:pPr>
@@ -1863,14 +2074,14 @@
         <w:rPr>
           <w:b/>
         </w:rPr>
-        <w:t>[13]</w:t>
+        <w:t>[8]</w:t>
       </w:r>
       <w:r>
         <w:rPr>
           <w:b w:val="0"/>
           <w:i w:val="0"/>
         </w:rPr>
-        <w:t>But to which of the angels said he at any time, Sit on my right hand, until I make thine enemies thy footstool?</w:t>
+        <w:t>Again, the devil taketh him up into an exceeding high mountain, and sheweth him all the kingdoms of the world, and the glory of them;</w:t>
       </w:r>
     </w:p>
     <w:p>
@@ -1882,18 +2093,37 @@
         <w:rPr>
           <w:b/>
         </w:rPr>
-        <w:t>[14]</w:t>
+        <w:t>[9]</w:t>
       </w:r>
       <w:r>
         <w:rPr>
           <w:b w:val="0"/>
           <w:i w:val="0"/>
         </w:rPr>
-        <w:t>Are they not all ministering spirits, sent forth to minister for them who shall be heirs of salvation?</w:t>
+        <w:t>And saith unto him, All these things will I give thee, if thou wilt fall down and worship me.</w:t>
       </w:r>
     </w:p>
     <w:p>
       <w:pPr>
+        <w:spacing w:after="80"/>
+        <w:ind w:left="432"/>
+      </w:pPr>
+      <w:r>
+        <w:rPr>
+          <w:b/>
+        </w:rPr>
+        <w:t>[10]</w:t>
+      </w:r>
+      <w:r>
+        <w:rPr>
+          <w:b w:val="0"/>
+          <w:i w:val="0"/>
+        </w:rPr>
+        <w:t>Then saith Jesus unto him, Get thee hence, Satan: for it is written, Thou shalt worship the Lord thy God, and him only shalt thou serve.</w:t>
+      </w:r>
+    </w:p>
+    <w:p>
+      <w:pPr>
         <w:spacing w:after="200"/>
         <w:jc w:val="both"/>
       </w:pPr>
@@ -1902,11 +2132,41 @@
           <w:b w:val="0"/>
           <w:i w:val="0"/>
         </w:rPr>
-        <w:t>All angels are ministering spirits, made servants, sent to minister to those who would be heirs of salvation — that is, humanity. Lucifer was therefore a minister to Adam, as all the angels were made ministering spirits. Having come to know what God had told Adam, Lucifer said, "I will rise above the congregation... I will be like the Most High" — never that he would be higher than the Most High, since he knew that was impossible. What he sought instead was to deceive man in order to strip him of his authority on the earth. This is why Scripture says that in the day Lucifer was created in Eden, he was, in Jesus' words, a deceiver from the beginning — a beginning that is in time, in the earth, not before the earth was created.</w:t>
+        <w:t>He showed him all the kingdoms of the world and the glory of them, and said unto him, all these things will I give you if thou wilt fall down and worship me, obey me. Get thee hence, Satan, for it is written, thou shalt worship the Lord thy God, and him only shalt thou serve. Now, if Satan was lying, that's no temptation, that's deception. It wasn't lying, it was being truthful. Look at Luke 4, verse 6 — same thing, stressing something else here.</w:t>
       </w:r>
     </w:p>
     <w:p>
       <w:pPr>
+        <w:spacing w:before="160" w:after="40"/>
+      </w:pPr>
+      <w:r>
+        <w:rPr>
+          <w:b/>
+        </w:rPr>
+        <w:t>Luke 4:6</w:t>
+      </w:r>
+    </w:p>
+    <w:p>
+      <w:pPr>
+        <w:spacing w:after="80"/>
+        <w:ind w:left="432"/>
+      </w:pPr>
+      <w:r>
+        <w:rPr>
+          <w:b/>
+        </w:rPr>
+        <w:t>[6]</w:t>
+      </w:r>
+      <w:r>
+        <w:rPr>
+          <w:b w:val="0"/>
+          <w:i w:val="0"/>
+        </w:rPr>
+        <w:t>And the devil said unto him, All this power will I give thee, and the glory of them: for that is delivered unto me; and to whomsoever I will I give it.</w:t>
+      </w:r>
+    </w:p>
+    <w:p>
+      <w:pPr>
         <w:spacing w:after="200"/>
         <w:jc w:val="both"/>
       </w:pPr>
@@ -1915,11 +2175,54 @@
           <w:b w:val="0"/>
           <w:i w:val="0"/>
         </w:rPr>
-        <w:t>The phrase "before the foundation of the world" does not refer to time at all but to the infinite in God, since God does not live in time — Jesus Christ is God's expression in time, and it is only God who has the characteristic of speaking before and after time. So when the Bible speaks of the Lamb of God slain before the foundation of the world, this refers not to a moment before Adam was created, but to something true in God. Satan was not before the foundation of the world, which would make him God; Satan began to exist in time, first as Lucifer and then as Satan.</w:t>
+        <w:t>All this authority will I give you, and the glory of them, for it is delivered unto me, and to whomsoever I will, I give it to you. So the transgression of Adam was to hand over the world to Satan by obedience, by listening to his subject, because God said, have dominion over every living thing, which included the man. He put all things under his feet, but Hebrews 2 says we don't see all things under his feet. Why? Because he gave it to the devil.</w:t>
       </w:r>
     </w:p>
     <w:p>
       <w:pPr>
+        <w:spacing w:before="160" w:after="40"/>
+      </w:pPr>
+      <w:r>
+        <w:rPr>
+          <w:b/>
+        </w:rPr>
+        <w:t>2 Corinthians 4:4</w:t>
+      </w:r>
+    </w:p>
+    <w:p>
+      <w:pPr>
+        <w:spacing w:after="80"/>
+        <w:ind w:left="432"/>
+      </w:pPr>
+      <w:r>
+        <w:rPr>
+          <w:b/>
+        </w:rPr>
+        <w:t>[4]</w:t>
+      </w:r>
+      <w:r>
+        <w:rPr>
+          <w:b w:val="0"/>
+          <w:i w:val="0"/>
+        </w:rPr>
+        <w:t>In whom the god of this world hath blinded the minds of them which believe not, lest the light of the glorious gospel of Christ, who is the image of God, should shine unto them.</w:t>
+      </w:r>
+    </w:p>
+    <w:p>
+      <w:pPr>
+        <w:spacing w:after="200"/>
+        <w:jc w:val="both"/>
+      </w:pPr>
+      <w:r>
+        <w:rPr>
+          <w:b w:val="0"/>
+          <w:i w:val="0"/>
+        </w:rPr>
+        <w:t>That's why 2 Corinthians 4:4 calls Satan the god of this world, in them that believe not. So Satan qualified to be the God of this world based on the transgression of Adam.</w:t>
+      </w:r>
+    </w:p>
+    <w:p>
+      <w:pPr>
         <w:pStyle w:val="Heading1"/>
       </w:pPr>
       <w:r>
@@ -1927,7 +2230,7 @@
           <w:b/>
           <w:i w:val="0"/>
         </w:rPr>
-        <w:t>How Sin Entered the World: Deception and Transgression</w:t>
+        <w:t>The Creation of Hell and the Fall of Lucifer</w:t>
       </w:r>
     </w:p>
     <w:p>
@@ -1940,7 +2243,7 @@
           <w:b w:val="0"/>
           <w:i w:val="0"/>
         </w:rPr>
-        <w:t>Since God had made Adam the God of this world, what Satan aspired to was to be like Adam — that was the iniquity, and that is how sin entered into the world. Adam, in turn, simply listened to the serpent. A ministering spirit does not give instructions but listens to them; Adam transgressed by listening to the serpent's instructions. Two things therefore happened: sin was found in Satan, who gave instructions he had no authority to give, and sin was found in Adam, who listened to those instructions. Jesus called Satan the deceiver — the deception offered to Eve was that she would become like the gods, which was deceptive because she was already, though illegitimately, positioned to inherit the authority bestowed on Adam.</w:t>
+        <w:t>And when was Hell created? Hell was not created until time began. Hell was created when time began. And time did not begin until Genesis chapter one.</w:t>
       </w:r>
     </w:p>
     <w:p>
@@ -1951,7 +2254,7 @@
         <w:rPr>
           <w:b/>
         </w:rPr>
-        <w:t>Romans 6:16</w:t>
+        <w:t>Matthew 25:41</w:t>
       </w:r>
     </w:p>
     <w:p>
@@ -1963,14 +2266,14 @@
         <w:rPr>
           <w:b/>
         </w:rPr>
-        <w:t>[16]</w:t>
+        <w:t>[41]</w:t>
       </w:r>
       <w:r>
         <w:rPr>
           <w:b w:val="0"/>
           <w:i w:val="0"/>
         </w:rPr>
-        <w:t>Know ye not, that to whom ye yield yourselves servants to obey, his servants ye are to whom ye obey; whether of sin unto death, or of obedience unto righteousness?</w:t>
+        <w:t>Then shall he say also unto them on the left hand, Depart from me, ye cursed, into everlasting fire, prepared for the devil and his angels:</w:t>
       </w:r>
     </w:p>
     <w:p>
@@ -1983,11 +2286,166 @@
           <w:b w:val="0"/>
           <w:i w:val="0"/>
         </w:rPr>
-        <w:t>Every angel, including Satan, including Michael, including Gabriel, is a ministering spirit sent to minister to those who are heirs of salvation. Adam was made the God of this world — kings do obey — Adam was made sovereign only on the earth, with nothing above him; but he then gave his sovereignty away to the devil, and Satan began to reign in the world because Adam gave away the authority God had given to him.</w:t>
+        <w:t>Then shall he say unto them on the left hand, depart from me, you cursed, unto everlasting fire, prepared for the devil and his angels. They were no longer God's angels — his angels, prepared for the devil and his angels.</w:t>
       </w:r>
     </w:p>
     <w:p>
       <w:pPr>
+        <w:spacing w:before="160" w:after="40"/>
+      </w:pPr>
+      <w:r>
+        <w:rPr>
+          <w:b/>
+        </w:rPr>
+        <w:t>Jude 1:6</w:t>
+      </w:r>
+    </w:p>
+    <w:p>
+      <w:pPr>
+        <w:spacing w:after="80"/>
+        <w:ind w:left="432"/>
+      </w:pPr>
+      <w:r>
+        <w:rPr>
+          <w:b/>
+        </w:rPr>
+        <w:t>[6]</w:t>
+      </w:r>
+      <w:r>
+        <w:rPr>
+          <w:b w:val="0"/>
+          <w:i w:val="0"/>
+        </w:rPr>
+        <w:t>And the angels which kept not their first estate, but left their own habitation, he hath reserved in everlasting chains under darkness unto the judgment of the great day.</w:t>
+      </w:r>
+    </w:p>
+    <w:p>
+      <w:pPr>
+        <w:spacing w:after="200"/>
+        <w:jc w:val="both"/>
+      </w:pPr>
+      <w:r>
+        <w:rPr>
+          <w:b w:val="0"/>
+          <w:i w:val="0"/>
+        </w:rPr>
+        <w:t>The angels which kept not their first estate, but left their own habitation, yet reserved in everlasting chains of darkness unto the judgment of the great day. So Satan is a fallen angel. Everybody agrees with that. However, Satan's fallen state happens simultaneously with the fall of man. The fall of man was a rise of the devil, and the rise of the devil is a fall of Lucifer. No hidden mysteries. So there in the garden, he deceived Eve, but not Adam. Adam transgressed. He transgressed and gave the authority to Satan. Don't forget, Adam is the corporate name for humanity. Genesis 3 was not 24 hours after Genesis 2. It wasn't the next day. It wasn't the next week. The time we're not told, but I believe it was a while. Now when that happened, humanity was found in sin, and automatically humanity was found under the authority of Satan. And there is no plan to save him, at least not yet.</w:t>
+      </w:r>
+    </w:p>
+    <w:p>
+      <w:pPr>
+        <w:spacing w:after="200"/>
+        <w:jc w:val="both"/>
+      </w:pPr>
+      <w:r>
+        <w:rPr>
+          <w:b w:val="0"/>
+          <w:i w:val="0"/>
+        </w:rPr>
+        <w:t>So Jesus said, I beheld Satan fall as lightning from heaven. Don't forget, he used a simple figure of speech — as lightning from heaven. He didn't say it fell from heaven. Jesus didn't say Satan fell from heaven. He said he fell as lightning from heaven. The way lightning falls from heaven is the way I beheld Satan fall. When did Satan fall? Before Adam, or when? We should do some study on that. Is it before time began? No, no. Satan did not exist before time. It's only God that existed before time.</w:t>
+      </w:r>
+    </w:p>
+    <w:p>
+      <w:pPr>
+        <w:spacing w:before="160" w:after="40"/>
+      </w:pPr>
+      <w:r>
+        <w:rPr>
+          <w:b/>
+        </w:rPr>
+        <w:t>John 1:1</w:t>
+      </w:r>
+    </w:p>
+    <w:p>
+      <w:pPr>
+        <w:spacing w:after="80"/>
+        <w:ind w:left="432"/>
+      </w:pPr>
+      <w:r>
+        <w:rPr>
+          <w:b/>
+        </w:rPr>
+        <w:t>[1]</w:t>
+      </w:r>
+      <w:r>
+        <w:rPr>
+          <w:b w:val="0"/>
+          <w:i w:val="0"/>
+        </w:rPr>
+        <w:t>In the beginning was the Word, and the Word was with God, and the Word was God.</w:t>
+      </w:r>
+    </w:p>
+    <w:p>
+      <w:pPr>
+        <w:spacing w:after="200"/>
+        <w:jc w:val="both"/>
+      </w:pPr>
+      <w:r>
+        <w:rPr>
+          <w:b w:val="0"/>
+          <w:i w:val="0"/>
+        </w:rPr>
+        <w:t>In the beginning was the Word — that word actually means before time began was the Word. The word was with God and the word was God. God is called God because he never existed in time. He wasn't created. He didn't come from anywhere. There was no time. He was God. There was no time he will never be God. So Satan never existed until time began. God created everything for man — so everything that was created in the book of Genesis for man, including angels. Angels were not created before Genesis 1. They were created after God began to make a place and create space for humanity. All angels are ministering spirits who are supposed to minister — what for? The heirs of salvation, those that will inherit salvation.</w:t>
+      </w:r>
+    </w:p>
+    <w:p>
+      <w:pPr>
+        <w:spacing w:after="200"/>
+        <w:jc w:val="both"/>
+      </w:pPr>
+      <w:r>
+        <w:rPr>
+          <w:b w:val="0"/>
+          <w:i w:val="0"/>
+        </w:rPr>
+        <w:t>So God did not pre-plan Satan to throw him to the earth to test the man he had created. He didn't throw the man he had created to be tested by Satan. No. God created everything good. Everything in the earth was good, including Lucifer. Then Lucifer left his estate as angel by giving instruction, which never happened — they are keen to the counsel of his word.</w:t>
+      </w:r>
+    </w:p>
+    <w:p>
+      <w:pPr>
+        <w:spacing w:before="160" w:after="40"/>
+      </w:pPr>
+      <w:r>
+        <w:rPr>
+          <w:b/>
+        </w:rPr>
+        <w:t>Psalm 103:20</w:t>
+      </w:r>
+    </w:p>
+    <w:p>
+      <w:pPr>
+        <w:spacing w:after="80"/>
+        <w:ind w:left="432"/>
+      </w:pPr>
+      <w:r>
+        <w:rPr>
+          <w:b/>
+        </w:rPr>
+        <w:t>[20]</w:t>
+      </w:r>
+      <w:r>
+        <w:rPr>
+          <w:b w:val="0"/>
+          <w:i w:val="0"/>
+        </w:rPr>
+        <w:t>Bless the LORD, ye his angels, that excel in strength, that do his commandments, hearkening unto the voice of his word.</w:t>
+      </w:r>
+    </w:p>
+    <w:p>
+      <w:pPr>
+        <w:spacing w:after="200"/>
+        <w:jc w:val="both"/>
+      </w:pPr>
+      <w:r>
+        <w:rPr>
+          <w:b w:val="0"/>
+          <w:i w:val="0"/>
+        </w:rPr>
+        <w:t>Bless ye the Lord, his angels, who hearken to the voice of his word. How they do it — God said have dominion, be akin to that. God said this, they akin to that. Angels are servants. Satan was a servant. He was the head of the choir. Then he was singing, then he was thinking it was too beautiful. Then God cast him into the earth, and then he began to tempt man. No — that's the picture the book of Revelation will paint to you, but we're going to solve it too. So Satan never existed before time began. He existed in time, and time began in Genesis. There was no time before Genesis. What was before Genesis? God. God was before Genesis. God began time. Satan began with time, or Lucifer. Man began with time. So what do we mean by before the foundation of the world, the Lamb that was slain? It simply means in God. Because nothing existed before the world began.</w:t>
+      </w:r>
+    </w:p>
+    <w:p>
+      <w:pPr>
         <w:pStyle w:val="Heading1"/>
       </w:pPr>
       <w:r>
@@ -1995,7 +2453,7 @@
           <w:b/>
           <w:i w:val="0"/>
         </w:rPr>
-        <w:t>The Transfer of Authority to Satan</w:t>
+        <w:t>The Restoration of Authority in Christ</w:t>
       </w:r>
     </w:p>
     <w:p>
@@ -2008,7 +2466,7 @@
           <w:b w:val="0"/>
           <w:i w:val="0"/>
         </w:rPr>
-        <w:t>Satan himself said as much to Jesus, and Jesus did not dispute it, because it was true.</w:t>
+        <w:t>Adam's transgression led to the dominion of Satan. That dominion belonged to Adam. See, that's why when Jesus came into the scene, he said, all authority in heaven and on earth has been given to me. There was a real bestowal of authority, Genesis 1:26. There was the transference of the authority, Genesis chapter 3. But glory be to God, there is the stripping of that authority, Colossians chapter 2 and verse 15.</w:t>
       </w:r>
     </w:p>
     <w:p>
@@ -2019,7 +2477,7 @@
         <w:rPr>
           <w:b/>
         </w:rPr>
-        <w:t>Matthew 4:8-10</w:t>
+        <w:t>Colossians 2:15</w:t>
       </w:r>
     </w:p>
     <w:p>
@@ -2031,18 +2489,80 @@
         <w:rPr>
           <w:b/>
         </w:rPr>
-        <w:t>[8]</w:t>
+        <w:t>[15]</w:t>
       </w:r>
       <w:r>
         <w:rPr>
           <w:b w:val="0"/>
           <w:i w:val="0"/>
         </w:rPr>
-        <w:t>Again, the devil taketh him up into an exceeding high mountain, and sheweth him all the kingdoms of the world, and the glory of them;</w:t>
+        <w:t>And having spoiled principalities and powers, he made a shew of them openly, triumphing over them in it.</w:t>
       </w:r>
     </w:p>
     <w:p>
       <w:pPr>
+        <w:spacing w:after="200"/>
+        <w:jc w:val="both"/>
+      </w:pPr>
+      <w:r>
+        <w:rPr>
+          <w:b w:val="0"/>
+          <w:i w:val="0"/>
+        </w:rPr>
+        <w:t>There are facts in the scriptures that happen right in the scriptures. And Satan began to rule and reign in humanity by sin. By sin. What is sin? Disobedience. We're going to do a sermon on sin, disobedience — that is, things were done the other way. Sin reigned. What do you mean by sin reigned? Things did not go according to God's plan until Jesus came. That's his obedience. Things did not go according to God's plan. David pleased God. Abraham pleased God. But things did not go according to God's plan. That was sin, disobedience — to walk contrary to God's plan for humanity.</w:t>
+      </w:r>
+    </w:p>
+    <w:p>
+      <w:pPr>
+        <w:spacing w:after="200"/>
+        <w:jc w:val="both"/>
+      </w:pPr>
+      <w:r>
+        <w:rPr>
+          <w:b w:val="0"/>
+          <w:i w:val="0"/>
+        </w:rPr>
+        <w:t>So by the obedience of one, Jesus, in whom was no guilt found — not at any time did Jesus do anything contrary to the will of the Father. Now, who's Jesus? Jesus was God. Agreed. Now Jesus was God that became a man. I told you at camp meeting, God doesn't have a father; Jesus had one. So he was a man. God doesn't stay in time; Jesus did. He was a man. God doesn't eat; Jesus ate. He was a man. God doesn't sleep; Jesus slept. He was a man. He became a human, 100% a man. So he could disobey, because he was a man. If Adam disobeyed, Jesus could — but it did not, to be the perfect sacrifice for humanity. So redemption was by man. Man lost it. Man got it back. God did not get it back for man. Man got it back for man. In Christ. Two men, don't forget, two Adam — first Adam, the second, and then the last Adam. We said Adam was in the image of God. He was God on the earth. Dominion, dominion — that has not happened again until Jesus came.</w:t>
+      </w:r>
+    </w:p>
+    <w:p>
+      <w:pPr>
+        <w:pStyle w:val="Heading1"/>
+      </w:pPr>
+      <w:r>
+        <w:rPr>
+          <w:b/>
+          <w:i w:val="0"/>
+        </w:rPr>
+        <w:t>Jesus, the Second and Last Adam: The Restoration of Dominion</w:t>
+      </w:r>
+    </w:p>
+    <w:p>
+      <w:pPr>
+        <w:spacing w:after="200"/>
+        <w:jc w:val="both"/>
+      </w:pPr>
+      <w:r>
+        <w:rPr>
+          <w:b w:val="0"/>
+          <w:i w:val="0"/>
+        </w:rPr>
+        <w:t>Dominion. All things were under his feet. Dominion. Genesis 1:26, 28. All things were under his feet. Psalm 8. But Hebrews 2 says to us —</w:t>
+      </w:r>
+    </w:p>
+    <w:p>
+      <w:pPr>
+        <w:spacing w:before="160" w:after="40"/>
+      </w:pPr>
+      <w:r>
+        <w:rPr>
+          <w:b/>
+        </w:rPr>
+        <w:t>Hebrews 2:6-15</w:t>
+      </w:r>
+    </w:p>
+    <w:p>
+      <w:pPr>
         <w:spacing w:after="80"/>
         <w:ind w:left="432"/>
       </w:pPr>
@@ -2050,14 +2570,14 @@
         <w:rPr>
           <w:b/>
         </w:rPr>
-        <w:t>[9]</w:t>
+        <w:t>[6]</w:t>
       </w:r>
       <w:r>
         <w:rPr>
           <w:b w:val="0"/>
           <w:i w:val="0"/>
         </w:rPr>
-        <w:t>And saith unto him, All these things will I give thee, if thou wilt fall down and worship me.</w:t>
+        <w:t>But one in a certain place testified, saying, What is man, that thou art mindful of him? or the son of man, that thou visitest him?</w:t>
       </w:r>
     </w:p>
     <w:p>
@@ -2069,18 +2589,170 @@
         <w:rPr>
           <w:b/>
         </w:rPr>
-        <w:t>[10]</w:t>
+        <w:t>[7]</w:t>
       </w:r>
       <w:r>
         <w:rPr>
           <w:b w:val="0"/>
           <w:i w:val="0"/>
         </w:rPr>
-        <w:t>Then saith Jesus unto him, Get thee hence, Satan: for it is written, Thou shalt worship the Lord thy God, and him only shalt thou serve.</w:t>
+        <w:t>Thou madest him a little lower than the angels; thou crownedst him with glory and honour, and didst set him over the works of thy hands:</w:t>
       </w:r>
     </w:p>
     <w:p>
       <w:pPr>
+        <w:spacing w:after="80"/>
+        <w:ind w:left="432"/>
+      </w:pPr>
+      <w:r>
+        <w:rPr>
+          <w:b/>
+        </w:rPr>
+        <w:t>[8]</w:t>
+      </w:r>
+      <w:r>
+        <w:rPr>
+          <w:b w:val="0"/>
+          <w:i w:val="0"/>
+        </w:rPr>
+        <w:t>Thou hast put all things in subjection under his feet. For in that he put all in subjection under him, he left nothing that is not put under him. But now we see not yet all things put under him.</w:t>
+      </w:r>
+    </w:p>
+    <w:p>
+      <w:pPr>
+        <w:spacing w:after="80"/>
+        <w:ind w:left="432"/>
+      </w:pPr>
+      <w:r>
+        <w:rPr>
+          <w:b/>
+        </w:rPr>
+        <w:t>[9]</w:t>
+      </w:r>
+      <w:r>
+        <w:rPr>
+          <w:b w:val="0"/>
+          <w:i w:val="0"/>
+        </w:rPr>
+        <w:t>But we see Jesus, who was made a little lower than the angels for the suffering of death, crowned with glory and honour; that he by the grace of God should taste death for every man.</w:t>
+      </w:r>
+    </w:p>
+    <w:p>
+      <w:pPr>
+        <w:spacing w:after="80"/>
+        <w:ind w:left="432"/>
+      </w:pPr>
+      <w:r>
+        <w:rPr>
+          <w:b/>
+        </w:rPr>
+        <w:t>[10]</w:t>
+      </w:r>
+      <w:r>
+        <w:rPr>
+          <w:b w:val="0"/>
+          <w:i w:val="0"/>
+        </w:rPr>
+        <w:t>For it became him, for whom are all things, and by whom are all things, in bringing many sons unto glory, to make the captain of their salvation perfect through sufferings.</w:t>
+      </w:r>
+    </w:p>
+    <w:p>
+      <w:pPr>
+        <w:spacing w:after="80"/>
+        <w:ind w:left="432"/>
+      </w:pPr>
+      <w:r>
+        <w:rPr>
+          <w:b/>
+        </w:rPr>
+        <w:t>[11]</w:t>
+      </w:r>
+      <w:r>
+        <w:rPr>
+          <w:b w:val="0"/>
+          <w:i w:val="0"/>
+        </w:rPr>
+        <w:t>For both he that sanctifieth and they who are sanctified are all of one: for which cause he is not ashamed to call them brethren,</w:t>
+      </w:r>
+    </w:p>
+    <w:p>
+      <w:pPr>
+        <w:spacing w:after="80"/>
+        <w:ind w:left="432"/>
+      </w:pPr>
+      <w:r>
+        <w:rPr>
+          <w:b/>
+        </w:rPr>
+        <w:t>[12]</w:t>
+      </w:r>
+      <w:r>
+        <w:rPr>
+          <w:b w:val="0"/>
+          <w:i w:val="0"/>
+        </w:rPr>
+        <w:t>Saying, I will declare thy name unto my brethren, in the midst of the church will I sing praise unto thee.</w:t>
+      </w:r>
+    </w:p>
+    <w:p>
+      <w:pPr>
+        <w:spacing w:after="80"/>
+        <w:ind w:left="432"/>
+      </w:pPr>
+      <w:r>
+        <w:rPr>
+          <w:b/>
+        </w:rPr>
+        <w:t>[13]</w:t>
+      </w:r>
+      <w:r>
+        <w:rPr>
+          <w:b w:val="0"/>
+          <w:i w:val="0"/>
+        </w:rPr>
+        <w:t>And again, I will put my trust in him. And again, Behold I and the children which God hath given me.</w:t>
+      </w:r>
+    </w:p>
+    <w:p>
+      <w:pPr>
+        <w:spacing w:after="80"/>
+        <w:ind w:left="432"/>
+      </w:pPr>
+      <w:r>
+        <w:rPr>
+          <w:b/>
+        </w:rPr>
+        <w:t>[14]</w:t>
+      </w:r>
+      <w:r>
+        <w:rPr>
+          <w:b w:val="0"/>
+          <w:i w:val="0"/>
+        </w:rPr>
+        <w:t>Forasmuch then as the children are partakers of flesh and blood, he also himself likewise took part of the same; that through death he might destroy him that had the power of death, that is, the devil;</w:t>
+      </w:r>
+    </w:p>
+    <w:p>
+      <w:pPr>
+        <w:spacing w:after="80"/>
+        <w:ind w:left="432"/>
+      </w:pPr>
+      <w:r>
+        <w:rPr>
+          <w:b/>
+        </w:rPr>
+        <w:t>[15]</w:t>
+      </w:r>
+      <w:r>
+        <w:rPr>
+          <w:b w:val="0"/>
+          <w:i w:val="0"/>
+        </w:rPr>
+        <w:t>And deliver them who through fear of death were all their lifetime subject to bondage.</w:t>
+      </w:r>
+    </w:p>
+    <w:p>
+      <w:pPr>
         <w:spacing w:after="200"/>
         <w:jc w:val="both"/>
       </w:pPr>
@@ -2089,22 +2761,149 @@
           <w:b w:val="0"/>
           <w:i w:val="0"/>
         </w:rPr>
-        <w:t>In the parallel account, Satan states the terms of that authority still more plainly.</w:t>
+        <w:t>When one certain place testified, saying, what is man, that thou was mindful of him, the son of man, that thou visited him? Thou hast made him a little lower than the angels, thou wast crowned him with glory and honor, and thou didst set him over the works of thy hands. That's exactly what he's referring to, Genesis 1:26,28. Thou hast put all things in subjection under his feet. All things — God made Adam. He made them God on the earth, God on the earth. Adam as a function. So God's will was for man to rule and reign on the earth. In that he put all in subjection under him, he left nothing that is not put under him — does it include angels? But now we see not yet all things put under him. Now, when did that happen? Genesis, chapter three. We cannot see Genesis 1:26 again because Adam, by transgression, has given the authority to Satan.</w:t>
       </w:r>
     </w:p>
     <w:p>
       <w:pPr>
-        <w:spacing w:before="160" w:after="40"/>
-      </w:pPr>
-      <w:r>
-        <w:rPr>
-          <w:b/>
-        </w:rPr>
-        <w:t>Luke 4:6</w:t>
+        <w:spacing w:after="200"/>
+        <w:jc w:val="both"/>
+      </w:pPr>
+      <w:r>
+        <w:rPr>
+          <w:b w:val="0"/>
+          <w:i w:val="0"/>
+        </w:rPr>
+        <w:t>But we see who — we see the second Adam, Jesus, who was made a little lower than the angels for the suffering of death, crowned with glory and honor, that he, by the grace of God, should taste death for every man, for it became him, for whom are all things, and by whom are all things, in bringing many sons unto glory, to make the author of their salvation perfect. He was made perfect through suffering. He obeyed to the letter. There was no guile found in his mouth. Nobody was like that, because all men were found in Adam. He was obedient to the end. For both he that sanctified and they who are sanctified are all of one. For which cause he is not ashamed to call them brethren. In other words, Jesus Christ is a man saying, I will declare thy name unto my brethren, in the midst of the church will I sing praise unto thee, and again I put my trust in him, and again, behold I, the Lord, and the children which God has given me. For as much as the children are partakers of flesh and blood, he also himself likewise partook of the same, that through death he might destroy him that had the power of death — that is who, the devil. He had the authority of death. Angels had no authority. Satan got his authority through Adam. He had the authority of death.</w:t>
       </w:r>
     </w:p>
     <w:p>
       <w:pPr>
+        <w:spacing w:after="200"/>
+        <w:jc w:val="both"/>
+      </w:pPr>
+      <w:r>
+        <w:rPr>
+          <w:b w:val="0"/>
+          <w:i w:val="0"/>
+        </w:rPr>
+        <w:t>Everybody wants to go and deliver them who through fear of death were all their lifetime subject — so everybody is delivered. Everybody. God made Adam in his image. Satan loved that image. He wanted that image, and he got that image through Adam. I will ascend unto the hills, he said, I will be like the Most High. He wanted to be like Adam. And he did, not by his own willing actions, but by Adam's transgression. So Satan and demons are a function of the fall of man. Until Adam, there was no sin in the world. How did sin enter into the world? By Adam.</w:t>
+      </w:r>
+    </w:p>
+    <w:p>
+      <w:pPr>
+        <w:pStyle w:val="Heading1"/>
+      </w:pPr>
+      <w:r>
+        <w:rPr>
+          <w:b/>
+          <w:i w:val="0"/>
+        </w:rPr>
+        <w:t>A Glimpse into God's Resolution</w:t>
+      </w:r>
+    </w:p>
+    <w:p>
+      <w:pPr>
+        <w:spacing w:after="200"/>
+        <w:jc w:val="both"/>
+      </w:pPr>
+      <w:r>
+        <w:rPr>
+          <w:b w:val="0"/>
+          <w:i w:val="0"/>
+        </w:rPr>
+        <w:t>So salvation is for humanity. A peep into God's resolution: the Bible says that the seed of the woman will bruise the head of the serpent, that's Satan, the head of the serpent. Imagine if everybody in this world was saved — Satan will be bound forever, because since Jesus, Satan's only weapon has been deception. He's got no authority. Jesus Christ, the second Adam, and don't forget the last Adam — there is no other escape route outside this. How shall we escape if we neglect so great a salvation? We're talking about salvation. In Adam there's disobedience, in Adam there's righteousness. Adam has a function now. In Adam there's disobedience, in Adam there's righteousness.</w:t>
+      </w:r>
+    </w:p>
+    <w:p>
+      <w:pPr>
+        <w:pStyle w:val="Heading1"/>
+      </w:pPr>
+      <w:r>
+        <w:rPr>
+          <w:b/>
+          <w:i w:val="0"/>
+        </w:rPr>
+        <w:t>Man's Free Will Versus Sovereign Will</w:t>
+      </w:r>
+    </w:p>
+    <w:p>
+      <w:pPr>
+        <w:spacing w:after="200"/>
+        <w:jc w:val="both"/>
+      </w:pPr>
+      <w:r>
+        <w:rPr>
+          <w:b w:val="0"/>
+          <w:i w:val="0"/>
+        </w:rPr>
+        <w:t>God made man, and he gave him the free will, but not a sovereign will. Two things: that is, man was going to be responsible for his actions; man was not to decide the result of his actions, like God will. God is infinite. Man is finite. God is sovereign. Man is under God. God is omnipotent. Man is not. God is omniscient. Man is not. God is omnipresent. Man is not. And man was never omnipresent. Even now, even Satan, who is primarily spirit, is not omnipresent. He has to be at one place at one time. So the fact that you're a spirit being does not make you omnipresent. It's only God that has the capacity, because as long as you are subject to time, you cannot be omnipresent, omnipotent, omniscient. God exists outside time. God exists outside time. He doesn't live in time. This will help us when we begin to look at foreknowledge. He doesn't live in time. God is. He is.</w:t>
+      </w:r>
+    </w:p>
+    <w:p>
+      <w:pPr>
+        <w:spacing w:after="200"/>
+        <w:jc w:val="both"/>
+      </w:pPr>
+      <w:r>
+        <w:rPr>
+          <w:b w:val="0"/>
+          <w:i w:val="0"/>
+        </w:rPr>
+        <w:t>So man became a sinner in Adam. That's all. Adam as a race, Adam as a function. Now, that function was given to the progenitor who will obey or disobey. And let me say this quickly: Adam's spiritual death — because it would be right to say man's spiritual death, because man is now made alive in Christ Jesus — now, Adam's spiritual death, which is a function of his transgression, was because he exercised his will in a sovereign way, without a recourse to God's word. That tells you something. We say man is a free moral agent. That's a very careless statement, yes. Man is a free moral agent, yes, yes, yes, yes, but not totally true. Man is a free moral agent who God has given the right to exercise authority, however, subject to God's will. Every time man exercises that authority, or that will, outside God's will, it becomes sin. While God has given him a responsibility for his actions, he doesn't give man the responsibility to decide the results of his actions, because he is not. So man can choose to eat the tree, but man cannot choose to stay as the God of this world. He can't choose to. That is no longer his choice. You can choose to sin, but you cannot decide what happens to you. God decides that.</w:t>
+      </w:r>
+    </w:p>
+    <w:p>
+      <w:pPr>
+        <w:spacing w:after="200"/>
+        <w:jc w:val="both"/>
+      </w:pPr>
+      <w:r>
+        <w:rPr>
+          <w:b w:val="0"/>
+          <w:i w:val="0"/>
+        </w:rPr>
+        <w:t>See, Jesus was a man. He lived in the perfect will of the Father. Not my will, he said, but your will be done. That is the right way to exercise man's authority on the earth. Not my will, but your will be done. That was where Adam failed. I can't choose to do anything I like because I'm not a sovereign. I've got authority over me. Man had authority over him. God put all things under man's feet, but man was under God.</w:t>
+      </w:r>
+    </w:p>
+    <w:p>
+      <w:pPr>
+        <w:pStyle w:val="Heading1"/>
+      </w:pPr>
+      <w:r>
+        <w:rPr>
+          <w:b/>
+          <w:i w:val="0"/>
+        </w:rPr>
+        <w:t>Christ's Reign Until All Enemies Are Put Under His Feet</w:t>
+      </w:r>
+    </w:p>
+    <w:p>
+      <w:pPr>
+        <w:spacing w:after="200"/>
+        <w:jc w:val="both"/>
+      </w:pPr>
+      <w:r>
+        <w:rPr>
+          <w:b w:val="0"/>
+          <w:i w:val="0"/>
+        </w:rPr>
+        <w:t>Let's see that description, First Corinthians 15. Jesus came to the earth as what — he lived, as what he died, as what he rose, as what he sits today at the right hand of God, as what — now, what was his responsibility? He came as the Christ to save man, to deliver man, and to restore man to his position of glory and dignity and honor. We see not all things — you can see that it's really. Jesus came to restore man to God's plan, to have all things under his feet. All things under his feet. The devil is a living thing on the earth. He's not a dead thing. Demons are the same, and they are not in the high places. They are right here.</w:t>
+      </w:r>
+    </w:p>
+    <w:p>
+      <w:pPr>
+        <w:spacing w:before="160" w:after="40"/>
+      </w:pPr>
+      <w:r>
+        <w:rPr>
+          <w:b/>
+        </w:rPr>
+        <w:t>1 Corinthians 15:22-28</w:t>
+      </w:r>
+    </w:p>
+    <w:p>
+      <w:pPr>
         <w:spacing w:after="80"/>
         <w:ind w:left="432"/>
       </w:pPr>
@@ -2112,18 +2911,132 @@
         <w:rPr>
           <w:b/>
         </w:rPr>
-        <w:t>[6]</w:t>
+        <w:t>[22]</w:t>
       </w:r>
       <w:r>
         <w:rPr>
           <w:b w:val="0"/>
           <w:i w:val="0"/>
         </w:rPr>
-        <w:t>And the devil said unto him, All this power will I give thee, and the glory of them: for that is delivered unto me; and to whomsoever I will I give it.</w:t>
+        <w:t>For as in Adam all die, even so in Christ shall all be made alive.</w:t>
       </w:r>
     </w:p>
     <w:p>
       <w:pPr>
+        <w:spacing w:after="80"/>
+        <w:ind w:left="432"/>
+      </w:pPr>
+      <w:r>
+        <w:rPr>
+          <w:b/>
+        </w:rPr>
+        <w:t>[23]</w:t>
+      </w:r>
+      <w:r>
+        <w:rPr>
+          <w:b w:val="0"/>
+          <w:i w:val="0"/>
+        </w:rPr>
+        <w:t>But every man in his own order: Christ the firstfruits; afterward they that are Christ's at his coming.</w:t>
+      </w:r>
+    </w:p>
+    <w:p>
+      <w:pPr>
+        <w:spacing w:after="80"/>
+        <w:ind w:left="432"/>
+      </w:pPr>
+      <w:r>
+        <w:rPr>
+          <w:b/>
+        </w:rPr>
+        <w:t>[24]</w:t>
+      </w:r>
+      <w:r>
+        <w:rPr>
+          <w:b w:val="0"/>
+          <w:i w:val="0"/>
+        </w:rPr>
+        <w:t>Then cometh the end, when he shall have delivered up the kingdom to God, even the Father; when he shall have put down all rule and all authority and power.</w:t>
+      </w:r>
+    </w:p>
+    <w:p>
+      <w:pPr>
+        <w:spacing w:after="80"/>
+        <w:ind w:left="432"/>
+      </w:pPr>
+      <w:r>
+        <w:rPr>
+          <w:b/>
+        </w:rPr>
+        <w:t>[25]</w:t>
+      </w:r>
+      <w:r>
+        <w:rPr>
+          <w:b w:val="0"/>
+          <w:i w:val="0"/>
+        </w:rPr>
+        <w:t>For he must reign, till he hath put all enemies under his feet.</w:t>
+      </w:r>
+    </w:p>
+    <w:p>
+      <w:pPr>
+        <w:spacing w:after="80"/>
+        <w:ind w:left="432"/>
+      </w:pPr>
+      <w:r>
+        <w:rPr>
+          <w:b/>
+        </w:rPr>
+        <w:t>[26]</w:t>
+      </w:r>
+      <w:r>
+        <w:rPr>
+          <w:b w:val="0"/>
+          <w:i w:val="0"/>
+        </w:rPr>
+        <w:t>The last enemy that shall be destroyed is death.</w:t>
+      </w:r>
+    </w:p>
+    <w:p>
+      <w:pPr>
+        <w:spacing w:after="80"/>
+        <w:ind w:left="432"/>
+      </w:pPr>
+      <w:r>
+        <w:rPr>
+          <w:b/>
+        </w:rPr>
+        <w:t>[27]</w:t>
+      </w:r>
+      <w:r>
+        <w:rPr>
+          <w:b w:val="0"/>
+          <w:i w:val="0"/>
+        </w:rPr>
+        <w:t>For he hath put all things under his feet. But when he saith all things are put under him, it is manifest that he is excepted, which did put all things under him.</w:t>
+      </w:r>
+    </w:p>
+    <w:p>
+      <w:pPr>
+        <w:spacing w:after="80"/>
+        <w:ind w:left="432"/>
+      </w:pPr>
+      <w:r>
+        <w:rPr>
+          <w:b/>
+        </w:rPr>
+        <w:t>[28]</w:t>
+      </w:r>
+      <w:r>
+        <w:rPr>
+          <w:b w:val="0"/>
+          <w:i w:val="0"/>
+        </w:rPr>
+        <w:t>And when all things shall be subdued unto him, then shall the Son also himself be subject unto him that put all things under him, that God may be all in all.</w:t>
+      </w:r>
+    </w:p>
+    <w:p>
+      <w:pPr>
         <w:spacing w:after="200"/>
         <w:jc w:val="both"/>
       </w:pPr>
@@ -2132,22 +3045,86 @@
           <w:b w:val="0"/>
           <w:i w:val="0"/>
         </w:rPr>
-        <w:t>If Satan had been lying, that would be no temptation, only deception; but it was not a lie — it was the truth. The transgression of Adam was to hand over the world to Satan by obeying him, by listening to his instruction, for God had said, "have dominion over every living thing," which included what tempted him. God had put all things under Adam's feet, but Hebrews 2 tells us we do not see all things under his feet, because he gave that dominion to the devil.</w:t>
+        <w:t>For as in Adam all die, even so in Christ shall all be made alive, with every man in his own order — Christ, the firstfruits, afterward they that are Christ's at his coming. Then cometh the end, when he shall have delivered up the kingdom — the word, there is dominion — to God, the end. There was supposed to be an end, the kingdom to God, even the Father, when he shall have put down all rule, and all authority, and all power. For he must reign as man till he had put all enemies under his feet. The last enemy that shall be destroyed is death. For he had put all things under his feet. When he saith all things — watch man's authority here, because most of the time, when we talk about believers' authority and the believers' right before God, right on the earth, people believe that we are teaching against God's authority, God's sovereignty. But man's authority was given to him by God's sovereignty. Don't miss our teaching on sovereignty. If you miss anything, don't miss that one. Why do things happen? We're going to find out from the scriptures.</w:t>
       </w:r>
     </w:p>
     <w:p>
       <w:pPr>
-        <w:spacing w:before="160" w:after="40"/>
-      </w:pPr>
-      <w:r>
-        <w:rPr>
-          <w:b/>
-        </w:rPr>
-        <w:t>2 Corinthians 4:4</w:t>
+        <w:spacing w:after="200"/>
+        <w:jc w:val="both"/>
+      </w:pPr>
+      <w:r>
+        <w:rPr>
+          <w:b w:val="0"/>
+          <w:i w:val="0"/>
+        </w:rPr>
+        <w:t>Now look at man's sovereignty under God's sovereignty. You can't say I'm in absolute control of my life. That's a sinful statement. Man was never created like that. That was exactly what led to the fall. He had put all things under his feet, verse 27. But when he said, all things are put under him, it is manifested that God, that is, he is excepted, which did put all things under him. That is, he gave evidence to be under man, but didn't include God. God can't be under you. And when all things shall be subdued unto him, then shall the Son also himself be subject unto him that put all things under him, that God may be all in all.</w:t>
       </w:r>
     </w:p>
     <w:p>
       <w:pPr>
+        <w:spacing w:after="200"/>
+        <w:jc w:val="both"/>
+      </w:pPr>
+      <w:r>
+        <w:rPr>
+          <w:b w:val="0"/>
+          <w:i w:val="0"/>
+        </w:rPr>
+        <w:t>So man's authority was never to be an affront to God's authority. God said, eat whatever you like, but as God he says, do not eat this tree — the day you eat it, then you die. Was the tree bad? No, the tree was good and perfect. Everything that God made was good. God's instructions even said, don't eat it. It was not the tree that made man a sinner. It was man's transgression that made man a sinner. There was nothing wrong in the tree. The issue was that man exercised his will outside God's will. Then he chose to eat it. At that point, he lost that authority to the devil, who said, do it. Now imagine, if Adam on his own decided to eat the tree, who would have been the God of the world? Satan became the God of the world because he was the one that told him to do it.</w:t>
+      </w:r>
+    </w:p>
+    <w:p>
+      <w:pPr>
+        <w:spacing w:after="200"/>
+        <w:jc w:val="both"/>
+      </w:pPr>
+      <w:r>
+        <w:rPr>
+          <w:b w:val="0"/>
+          <w:i w:val="0"/>
+        </w:rPr>
+        <w:t>So man's authority was not to be an affront to God's authority. I'm in control of my life — that's a simple statement. Thank God, he's in control of my life. His Word is in control of my life. I choose to do what God says to do. So man's disobedience led to humanity's bondage. But man's obedience has led to humanity's freedom and liberty. Thank God for Jesus. So we can say, God saved man, but through man. Salvation came to man through man, not through angels, through man, a man like you and I. That's why as we study this subject, we must look at the man, Christ Jesus. Our salvation is only understood in him. Our salvation is seen in him.</w:t>
+      </w:r>
+    </w:p>
+    <w:p>
+      <w:pPr>
+        <w:pStyle w:val="Heading1"/>
+      </w:pPr>
+      <w:r>
+        <w:rPr>
+          <w:b/>
+          <w:i w:val="0"/>
+        </w:rPr>
+        <w:t>The Finite Nature of Angels and Satan</w:t>
+      </w:r>
+    </w:p>
+    <w:p>
+      <w:pPr>
+        <w:spacing w:after="200"/>
+        <w:jc w:val="both"/>
+      </w:pPr>
+      <w:r>
+        <w:rPr>
+          <w:b w:val="0"/>
+          <w:i w:val="0"/>
+        </w:rPr>
+        <w:t>So you can see Satan is not as unique as you think that he is. It's not the way some of us see him — like, you know, he knows everything. No, he sure doesn't know everything. He cannot know everything because he was created in time. He doesn't know the future. In fact, he doesn't know his own future. But we know his future, because God told us that at the end of the age, he will be bound and cast into the lake of fire. I love what somebody said: one day, Satan tells you about your past — tell him about his future. You're going to rot somewhere. You're going to burn there forever. Because he is a finite creature of God. No angel is infinite. The Bible says concerning God's plan of salvation, angels were designed to look into it. They are finite beings. And God's plan for salvation was before time began.</w:t>
+      </w:r>
+    </w:p>
+    <w:p>
+      <w:pPr>
+        <w:spacing w:before="160" w:after="40"/>
+      </w:pPr>
+      <w:r>
+        <w:rPr>
+          <w:b/>
+        </w:rPr>
+        <w:t>1 Peter 1:10-12</w:t>
+      </w:r>
+    </w:p>
+    <w:p>
+      <w:pPr>
         <w:spacing w:after="80"/>
         <w:ind w:left="432"/>
       </w:pPr>
@@ -2155,18 +3132,56 @@
         <w:rPr>
           <w:b/>
         </w:rPr>
-        <w:t>[4]</w:t>
+        <w:t>[10]</w:t>
       </w:r>
       <w:r>
         <w:rPr>
           <w:b w:val="0"/>
           <w:i w:val="0"/>
         </w:rPr>
-        <w:t>In whom the god of this world hath blinded the minds of them which believe not, lest the light of the glorious gospel of Christ, who is the image of God, should shine unto them.</w:t>
+        <w:t>Of which salvation the prophets have enquired and searched diligently, who prophesied of the grace that should come unto you:</w:t>
       </w:r>
     </w:p>
     <w:p>
       <w:pPr>
+        <w:spacing w:after="80"/>
+        <w:ind w:left="432"/>
+      </w:pPr>
+      <w:r>
+        <w:rPr>
+          <w:b/>
+        </w:rPr>
+        <w:t>[11]</w:t>
+      </w:r>
+      <w:r>
+        <w:rPr>
+          <w:b w:val="0"/>
+          <w:i w:val="0"/>
+        </w:rPr>
+        <w:t>Searching what, or what manner of time the Spirit of Christ which was in them did signify, when it testified beforehand the sufferings of Christ, and the glory that should follow.</w:t>
+      </w:r>
+    </w:p>
+    <w:p>
+      <w:pPr>
+        <w:spacing w:after="80"/>
+        <w:ind w:left="432"/>
+      </w:pPr>
+      <w:r>
+        <w:rPr>
+          <w:b/>
+        </w:rPr>
+        <w:t>[12]</w:t>
+      </w:r>
+      <w:r>
+        <w:rPr>
+          <w:b w:val="0"/>
+          <w:i w:val="0"/>
+        </w:rPr>
+        <w:t>Unto whom it was revealed, that not unto themselves, but unto us they did minister the things, which are now reported unto you by them that have preached the gospel unto you with the Holy Ghost sent down from heaven; which things the angels desire to look into.</w:t>
+      </w:r>
+    </w:p>
+    <w:p>
+      <w:pPr>
         <w:spacing w:after="200"/>
         <w:jc w:val="both"/>
       </w:pPr>
@@ -2175,11 +3190,111 @@
           <w:b w:val="0"/>
           <w:i w:val="0"/>
         </w:rPr>
-        <w:t>Satan qualified to be called the god of this world on the basis of Adam's transgression.</w:t>
+        <w:t>The prophets have inquired and searched diligently, who prophesied of the grace that shall come unto you, searching what or what manner of time the Spirit of Christ was in them did signify, when it testified beforehand the sufferings of Christ, and the glory that should follow. Unto whom it was revealed, that not unto themselves, but unto us, they did minister the things which are now reported unto you by them which have preached the gospel unto you, with the Holy Ghost sent down from heaven, which things the angels desire to look into. So all angels are finite beings, because they were sent forth to minister for humanity. Who was Lucifer? He was not God's worshiper, as some people think. Though all angels worship God, he was man's servant that became man's lord because of transgression.</w:t>
       </w:r>
     </w:p>
     <w:p>
       <w:pPr>
+        <w:spacing w:before="160" w:after="40"/>
+      </w:pPr>
+      <w:r>
+        <w:rPr>
+          <w:b/>
+        </w:rPr>
+        <w:t>Ephesians 3:8-11</w:t>
+      </w:r>
+    </w:p>
+    <w:p>
+      <w:pPr>
+        <w:spacing w:after="80"/>
+        <w:ind w:left="432"/>
+      </w:pPr>
+      <w:r>
+        <w:rPr>
+          <w:b/>
+        </w:rPr>
+        <w:t>[8]</w:t>
+      </w:r>
+      <w:r>
+        <w:rPr>
+          <w:b w:val="0"/>
+          <w:i w:val="0"/>
+        </w:rPr>
+        <w:t>Unto me, who am less than the least of all saints, is this grace given, that I should preach among the Gentiles the unsearchable riches of Christ;</w:t>
+      </w:r>
+    </w:p>
+    <w:p>
+      <w:pPr>
+        <w:spacing w:after="80"/>
+        <w:ind w:left="432"/>
+      </w:pPr>
+      <w:r>
+        <w:rPr>
+          <w:b/>
+        </w:rPr>
+        <w:t>[9]</w:t>
+      </w:r>
+      <w:r>
+        <w:rPr>
+          <w:b w:val="0"/>
+          <w:i w:val="0"/>
+        </w:rPr>
+        <w:t>And to make all men see what is the fellowship of the mystery, which from the beginning of the world hath been hid in God, who created all things by Jesus Christ:</w:t>
+      </w:r>
+    </w:p>
+    <w:p>
+      <w:pPr>
+        <w:spacing w:after="80"/>
+        <w:ind w:left="432"/>
+      </w:pPr>
+      <w:r>
+        <w:rPr>
+          <w:b/>
+        </w:rPr>
+        <w:t>[10]</w:t>
+      </w:r>
+      <w:r>
+        <w:rPr>
+          <w:b w:val="0"/>
+          <w:i w:val="0"/>
+        </w:rPr>
+        <w:t>To the intent that now unto the principalities and powers in heavenly places might be known by the church the manifold wisdom of God,</w:t>
+      </w:r>
+    </w:p>
+    <w:p>
+      <w:pPr>
+        <w:spacing w:after="80"/>
+        <w:ind w:left="432"/>
+      </w:pPr>
+      <w:r>
+        <w:rPr>
+          <w:b/>
+        </w:rPr>
+        <w:t>[11]</w:t>
+      </w:r>
+      <w:r>
+        <w:rPr>
+          <w:b w:val="0"/>
+          <w:i w:val="0"/>
+        </w:rPr>
+        <w:t>According to the eternal purpose which he purposed in Christ Jesus our Lord:</w:t>
+      </w:r>
+    </w:p>
+    <w:p>
+      <w:pPr>
+        <w:spacing w:after="200"/>
+        <w:jc w:val="both"/>
+      </w:pPr>
+      <w:r>
+        <w:rPr>
+          <w:b w:val="0"/>
+          <w:i w:val="0"/>
+        </w:rPr>
+        <w:t>Unto me, who am less than the least of all saints, is this grace given, that I should preach among the Gentiles the unsearchable riches of Christ, to make all men see what is the fellowship of the mystery which from the beginning of the world has been hidden in God, who created all things by Jesus Christ, to the intent that now unto the principalities and powers in heaven might be made known by the Church the manifold wisdom of God, according to the eternal purpose which he proposed in Christ Jesus our Lord. Angels are going to know God's plans, they're going to know it through the Church, because they are finite beings. But by the Holy Ghost, God makes us taste of his infiniteness. We know what will happen. We know what's going to happen in this world. We know what's going to happen to the devil. We know what's going to happen to the saints. We know. How do you know? By the Holy Ghost.</w:t>
+      </w:r>
+    </w:p>
+    <w:p>
+      <w:pPr>
         <w:pStyle w:val="Heading1"/>
       </w:pPr>
       <w:r>
@@ -2187,7 +3302,7 @@
           <w:b/>
           <w:i w:val="0"/>
         </w:rPr>
-        <w:t>The Creation of Hell and the Fall of Lucifer</w:t>
+        <w:t>Conclusion: Salvation Is Found in the Man, Christ Jesus</w:t>
       </w:r>
     </w:p>
     <w:p>
@@ -2200,1066 +3315,7 @@
           <w:b w:val="0"/>
           <w:i w:val="0"/>
         </w:rPr>
-        <w:t>Hell was not created until time began, and time did not begin until Genesis chapter one.</w:t>
-      </w:r>
-    </w:p>
-    <w:p>
-      <w:pPr>
-        <w:spacing w:before="160" w:after="40"/>
-      </w:pPr>
-      <w:r>
-        <w:rPr>
-          <w:b/>
-        </w:rPr>
-        <w:t>Matthew 25:41</w:t>
-      </w:r>
-    </w:p>
-    <w:p>
-      <w:pPr>
-        <w:spacing w:after="80"/>
-        <w:ind w:left="432"/>
-      </w:pPr>
-      <w:r>
-        <w:rPr>
-          <w:b/>
-        </w:rPr>
-        <w:t>[41]</w:t>
-      </w:r>
-      <w:r>
-        <w:rPr>
-          <w:b w:val="0"/>
-          <w:i w:val="0"/>
-        </w:rPr>
-        <w:t>Then shall he say also unto them on the left hand, Depart from me, ye cursed, into everlasting fire, prepared for the devil and his angels:</w:t>
-      </w:r>
-    </w:p>
-    <w:p>
-      <w:pPr>
-        <w:spacing w:after="200"/>
-        <w:jc w:val="both"/>
-      </w:pPr>
-      <w:r>
-        <w:rPr>
-          <w:b w:val="0"/>
-          <w:i w:val="0"/>
-        </w:rPr>
-        <w:t>Those referred to here were no longer God's angels but "his" — the devil's — angels, prepared for that fire.</w:t>
-      </w:r>
-    </w:p>
-    <w:p>
-      <w:pPr>
-        <w:spacing w:before="160" w:after="40"/>
-      </w:pPr>
-      <w:r>
-        <w:rPr>
-          <w:b/>
-        </w:rPr>
-        <w:t>Jude 1:6</w:t>
-      </w:r>
-    </w:p>
-    <w:p>
-      <w:pPr>
-        <w:spacing w:after="80"/>
-        <w:ind w:left="432"/>
-      </w:pPr>
-      <w:r>
-        <w:rPr>
-          <w:b/>
-        </w:rPr>
-        <w:t>[6]</w:t>
-      </w:r>
-      <w:r>
-        <w:rPr>
-          <w:b w:val="0"/>
-          <w:i w:val="0"/>
-        </w:rPr>
-        <w:t>And the angels which kept not their first estate, but left their own habitation, he hath reserved in everlasting chains under darkness unto the judgment of the great day.</w:t>
-      </w:r>
-    </w:p>
-    <w:p>
-      <w:pPr>
-        <w:spacing w:after="200"/>
-        <w:jc w:val="both"/>
-      </w:pPr>
-      <w:r>
-        <w:rPr>
-          <w:b w:val="0"/>
-          <w:i w:val="0"/>
-        </w:rPr>
-        <w:t>Satan, then, is a fallen angel — a point on which there is agreement. However, Satan's fallen state happened simultaneously with the fall of man: the fall of man was the rise of the devil, and the rise of the devil is the fall of Lucifer — there is no hidden mystery in this. In the garden, the serpent deceived Eve, but Adam transgressed — he transgressed and gave the authority to Satan. Genesis 3 was not necessarily twenty-four hours after Genesis 2; it was not necessarily the next day or the next week — the interval is not stated, but it is held to have been a while. When the transgression happened, humanity was found in sin and automatically found under the authority of Satan, with no plan yet in place to save them.</w:t>
-      </w:r>
-    </w:p>
-    <w:p>
-      <w:pPr>
-        <w:spacing w:after="200"/>
-        <w:jc w:val="both"/>
-      </w:pPr>
-      <w:r>
-        <w:rPr>
-          <w:b w:val="0"/>
-          <w:i w:val="0"/>
-        </w:rPr>
-        <w:t>Jesus said, "I beheld Satan fall as lightning from heaven" — a figure of speech; Jesus did not say Satan fell from heaven, but that he fell as lightning falls from heaven. As to when Satan fell, it was not before time began, for Satan did not exist before time — only God existed before time.</w:t>
-      </w:r>
-    </w:p>
-    <w:p>
-      <w:pPr>
-        <w:spacing w:before="160" w:after="40"/>
-      </w:pPr>
-      <w:r>
-        <w:rPr>
-          <w:b/>
-        </w:rPr>
-        <w:t>John 1:1</w:t>
-      </w:r>
-    </w:p>
-    <w:p>
-      <w:pPr>
-        <w:spacing w:after="80"/>
-        <w:ind w:left="432"/>
-      </w:pPr>
-      <w:r>
-        <w:rPr>
-          <w:b/>
-        </w:rPr>
-        <w:t>[1]</w:t>
-      </w:r>
-      <w:r>
-        <w:rPr>
-          <w:b w:val="0"/>
-          <w:i w:val="0"/>
-        </w:rPr>
-        <w:t>In the beginning was the Word, and the Word was with God, and the Word was God.</w:t>
-      </w:r>
-    </w:p>
-    <w:p>
-      <w:pPr>
-        <w:spacing w:after="200"/>
-        <w:jc w:val="both"/>
-      </w:pPr>
-      <w:r>
-        <w:rPr>
-          <w:b w:val="0"/>
-          <w:i w:val="0"/>
-        </w:rPr>
-        <w:t>"In the beginning" means before time began, and the Word was with God and was God. God is called God because he never existed in time; he was not created; he did not come from anywhere; there was no time — he was God, and there was no time when he will not be God. Satan, then, never existed until time began. God created everything, including angels, for man — angels were not created before Genesis 1; they were created after God began to make a place and create space for humanity, and all angels are ministering spirits sent to minister to those who will inherit salvation.</w:t>
-      </w:r>
-    </w:p>
-    <w:p>
-      <w:pPr>
-        <w:spacing w:after="200"/>
-        <w:jc w:val="both"/>
-      </w:pPr>
-      <w:r>
-        <w:rPr>
-          <w:b w:val="0"/>
-          <w:i w:val="0"/>
-        </w:rPr>
-        <w:t>God did not pre-plan Satan in order to throw him to the earth to test the man he had created; God created everything good, including Lucifer. Lucifer then left his estate as an angel by giving an instruction, which the angels were never meant to do — they are meant only to hearken to the counsel of God's word.</w:t>
-      </w:r>
-    </w:p>
-    <w:p>
-      <w:pPr>
-        <w:spacing w:before="160" w:after="40"/>
-      </w:pPr>
-      <w:r>
-        <w:rPr>
-          <w:b/>
-        </w:rPr>
-        <w:t>Psalm 103:20</w:t>
-      </w:r>
-    </w:p>
-    <w:p>
-      <w:pPr>
-        <w:spacing w:after="80"/>
-        <w:ind w:left="432"/>
-      </w:pPr>
-      <w:r>
-        <w:rPr>
-          <w:b/>
-        </w:rPr>
-        <w:t>[20]</w:t>
-      </w:r>
-      <w:r>
-        <w:rPr>
-          <w:b w:val="0"/>
-          <w:i w:val="0"/>
-        </w:rPr>
-        <w:t>Bless the LORD, ye his angels, that excel in strength, that do his commandments, hearkening unto the voice of his word.</w:t>
-      </w:r>
-    </w:p>
-    <w:p>
-      <w:pPr>
-        <w:spacing w:after="200"/>
-        <w:jc w:val="both"/>
-      </w:pPr>
-      <w:r>
-        <w:rPr>
-          <w:b w:val="0"/>
-          <w:i w:val="0"/>
-        </w:rPr>
-        <w:t>As God said, "have dominion," the angels hearken to that word; angels, including Satan, were servants. Satan never existed before time began; he existed in time, and time began in Genesis — there was nothing before Genesis except God, who began time. Satan, or Lucifer, began with time, and so did man. So whenever the Bible speaks of what happened "before the foundation of the world" — the Lamb that was slain — it means in God, since nothing existed before the world began.</w:t>
-      </w:r>
-    </w:p>
-    <w:p>
-      <w:pPr>
-        <w:pStyle w:val="Heading1"/>
-      </w:pPr>
-      <w:r>
-        <w:rPr>
-          <w:b/>
-          <w:i w:val="0"/>
-        </w:rPr>
-        <w:t>The Restoration of Authority in Christ</w:t>
-      </w:r>
-    </w:p>
-    <w:p>
-      <w:pPr>
-        <w:spacing w:after="200"/>
-        <w:jc w:val="both"/>
-      </w:pPr>
-      <w:r>
-        <w:rPr>
-          <w:b w:val="0"/>
-          <w:i w:val="0"/>
-        </w:rPr>
-        <w:t>Adam's transgression led to the dominion of Satan, a dominion that had belonged to Adam. This is why, when Jesus came into the world, he could say that all authority in heaven and on earth had been given to him. There was a real bestowal of authority at Genesis 1:26, a transference of that authority in Genesis chapter 3, and — glory to God — a stripping of that authority accomplished in Christ.</w:t>
-      </w:r>
-    </w:p>
-    <w:p>
-      <w:pPr>
-        <w:spacing w:before="160" w:after="40"/>
-      </w:pPr>
-      <w:r>
-        <w:rPr>
-          <w:b/>
-        </w:rPr>
-        <w:t>Colossians 2:15</w:t>
-      </w:r>
-    </w:p>
-    <w:p>
-      <w:pPr>
-        <w:spacing w:after="80"/>
-        <w:ind w:left="432"/>
-      </w:pPr>
-      <w:r>
-        <w:rPr>
-          <w:b/>
-        </w:rPr>
-        <w:t>[15]</w:t>
-      </w:r>
-      <w:r>
-        <w:rPr>
-          <w:b w:val="0"/>
-          <w:i w:val="0"/>
-        </w:rPr>
-        <w:t>And having spoiled principalities and powers, he made a shew of them openly, triumphing over them in it.</w:t>
-      </w:r>
-    </w:p>
-    <w:p>
-      <w:pPr>
-        <w:spacing w:after="200"/>
-        <w:jc w:val="both"/>
-      </w:pPr>
-      <w:r>
-        <w:rPr>
-          <w:b w:val="0"/>
-          <w:i w:val="0"/>
-        </w:rPr>
-        <w:t>Satan began to rule and reign in humanity by sin, which is disobedience — that is, things being done contrary to God's plan, until Jesus came in obedience. Even those who pleased God, such as David and Abraham, did not have things go entirely according to God's plan; that departure from the plan is what sin as disobedience means.</w:t>
-      </w:r>
-    </w:p>
-    <w:p>
-      <w:pPr>
-        <w:spacing w:after="200"/>
-        <w:jc w:val="both"/>
-      </w:pPr>
-      <w:r>
-        <w:rPr>
-          <w:b w:val="0"/>
-          <w:i w:val="0"/>
-        </w:rPr>
-        <w:t>By the obedience of one — Jesus — in whom no guilt was found, and who never at any time did anything contrary to the will of the Father, redemption was accomplished. Jesus was God; Jesus was God who became a man. God does not have a father; Jesus had one. God does not stay in time; Jesus did. God does not eat; Jesus ate. God does not sleep; Jesus slept. He became a human being — one hundred percent a man. Because he was a man, he could have disobeyed as Adam disobeyed, but he did not, and so he became the perfect sacrifice for humanity. Redemption was therefore by man: man lost dominion, and man got it back; God did not get it back for man — man got it back for man, in Christ. Two men — the first Adam, and then the last Adam.</w:t>
-      </w:r>
-    </w:p>
-    <w:p>
-      <w:pPr>
-        <w:spacing w:after="200"/>
-        <w:jc w:val="both"/>
-      </w:pPr>
-      <w:r>
-        <w:rPr>
-          <w:b w:val="0"/>
-          <w:i w:val="0"/>
-        </w:rPr>
-        <w:t>Adam was in the image of God — he was God on the earth, with dominion — but that dominion did not appear again until Jesus came.</w:t>
-      </w:r>
-    </w:p>
-    <w:p>
-      <w:pPr>
-        <w:pStyle w:val="Heading1"/>
-      </w:pPr>
-      <w:r>
-        <w:rPr>
-          <w:b/>
-          <w:i w:val="0"/>
-        </w:rPr>
-        <w:t>Jesus, the Second and Last Adam: The Restoration of Dominion</w:t>
-      </w:r>
-    </w:p>
-    <w:p>
-      <w:pPr>
-        <w:spacing w:before="160" w:after="40"/>
-      </w:pPr>
-      <w:r>
-        <w:rPr>
-          <w:b/>
-        </w:rPr>
-        <w:t>Hebrews 2:6-15</w:t>
-      </w:r>
-    </w:p>
-    <w:p>
-      <w:pPr>
-        <w:spacing w:after="80"/>
-        <w:ind w:left="432"/>
-      </w:pPr>
-      <w:r>
-        <w:rPr>
-          <w:b/>
-        </w:rPr>
-        <w:t>[6]</w:t>
-      </w:r>
-      <w:r>
-        <w:rPr>
-          <w:b w:val="0"/>
-          <w:i w:val="0"/>
-        </w:rPr>
-        <w:t>But one in a certain place testified, saying, What is man, that thou art mindful of him? or the son of man, that thou visitest him?</w:t>
-      </w:r>
-    </w:p>
-    <w:p>
-      <w:pPr>
-        <w:spacing w:after="80"/>
-        <w:ind w:left="432"/>
-      </w:pPr>
-      <w:r>
-        <w:rPr>
-          <w:b/>
-        </w:rPr>
-        <w:t>[7]</w:t>
-      </w:r>
-      <w:r>
-        <w:rPr>
-          <w:b w:val="0"/>
-          <w:i w:val="0"/>
-        </w:rPr>
-        <w:t>Thou madest him a little lower than the angels; thou crownedst him with glory and honour, and didst set him over the works of thy hands:</w:t>
-      </w:r>
-    </w:p>
-    <w:p>
-      <w:pPr>
-        <w:spacing w:after="80"/>
-        <w:ind w:left="432"/>
-      </w:pPr>
-      <w:r>
-        <w:rPr>
-          <w:b/>
-        </w:rPr>
-        <w:t>[8]</w:t>
-      </w:r>
-      <w:r>
-        <w:rPr>
-          <w:b w:val="0"/>
-          <w:i w:val="0"/>
-        </w:rPr>
-        <w:t>Thou hast put all things in subjection under his feet. For in that he put all in subjection under him, he left nothing that is not put under him. But now we see not yet all things put under him.</w:t>
-      </w:r>
-    </w:p>
-    <w:p>
-      <w:pPr>
-        <w:spacing w:after="80"/>
-        <w:ind w:left="432"/>
-      </w:pPr>
-      <w:r>
-        <w:rPr>
-          <w:b/>
-        </w:rPr>
-        <w:t>[9]</w:t>
-      </w:r>
-      <w:r>
-        <w:rPr>
-          <w:b w:val="0"/>
-          <w:i w:val="0"/>
-        </w:rPr>
-        <w:t>But we see Jesus, who was made a little lower than the angels for the suffering of death, crowned with glory and honour; that he by the grace of God should taste death for every man.</w:t>
-      </w:r>
-    </w:p>
-    <w:p>
-      <w:pPr>
-        <w:spacing w:after="80"/>
-        <w:ind w:left="432"/>
-      </w:pPr>
-      <w:r>
-        <w:rPr>
-          <w:b/>
-        </w:rPr>
-        <w:t>[10]</w:t>
-      </w:r>
-      <w:r>
-        <w:rPr>
-          <w:b w:val="0"/>
-          <w:i w:val="0"/>
-        </w:rPr>
-        <w:t>For it became him, for whom are all things, and by whom are all things, in bringing many sons unto glory, to make the captain of their salvation perfect through sufferings.</w:t>
-      </w:r>
-    </w:p>
-    <w:p>
-      <w:pPr>
-        <w:spacing w:after="80"/>
-        <w:ind w:left="432"/>
-      </w:pPr>
-      <w:r>
-        <w:rPr>
-          <w:b/>
-        </w:rPr>
-        <w:t>[11]</w:t>
-      </w:r>
-      <w:r>
-        <w:rPr>
-          <w:b w:val="0"/>
-          <w:i w:val="0"/>
-        </w:rPr>
-        <w:t>For both he that sanctifieth and they who are sanctified are all of one: for which cause he is not ashamed to call them brethren,</w:t>
-      </w:r>
-    </w:p>
-    <w:p>
-      <w:pPr>
-        <w:spacing w:after="80"/>
-        <w:ind w:left="432"/>
-      </w:pPr>
-      <w:r>
-        <w:rPr>
-          <w:b/>
-        </w:rPr>
-        <w:t>[12]</w:t>
-      </w:r>
-      <w:r>
-        <w:rPr>
-          <w:b w:val="0"/>
-          <w:i w:val="0"/>
-        </w:rPr>
-        <w:t>Saying, I will declare thy name unto my brethren, in the midst of the church will I sing praise unto thee.</w:t>
-      </w:r>
-    </w:p>
-    <w:p>
-      <w:pPr>
-        <w:spacing w:after="80"/>
-        <w:ind w:left="432"/>
-      </w:pPr>
-      <w:r>
-        <w:rPr>
-          <w:b/>
-        </w:rPr>
-        <w:t>[13]</w:t>
-      </w:r>
-      <w:r>
-        <w:rPr>
-          <w:b w:val="0"/>
-          <w:i w:val="0"/>
-        </w:rPr>
-        <w:t>And again, I will put my trust in him. And again, Behold I and the children which God hath given me.</w:t>
-      </w:r>
-    </w:p>
-    <w:p>
-      <w:pPr>
-        <w:spacing w:after="80"/>
-        <w:ind w:left="432"/>
-      </w:pPr>
-      <w:r>
-        <w:rPr>
-          <w:b/>
-        </w:rPr>
-        <w:t>[14]</w:t>
-      </w:r>
-      <w:r>
-        <w:rPr>
-          <w:b w:val="0"/>
-          <w:i w:val="0"/>
-        </w:rPr>
-        <w:t>Forasmuch then as the children are partakers of flesh and blood, he also himself likewise took part of the same; that through death he might destroy him that had the power of death, that is, the devil;</w:t>
-      </w:r>
-    </w:p>
-    <w:p>
-      <w:pPr>
-        <w:spacing w:after="80"/>
-        <w:ind w:left="432"/>
-      </w:pPr>
-      <w:r>
-        <w:rPr>
-          <w:b/>
-        </w:rPr>
-        <w:t>[15]</w:t>
-      </w:r>
-      <w:r>
-        <w:rPr>
-          <w:b w:val="0"/>
-          <w:i w:val="0"/>
-        </w:rPr>
-        <w:t>And deliver them who through fear of death were all their lifetime subject to bondage.</w:t>
-      </w:r>
-    </w:p>
-    <w:p>
-      <w:pPr>
-        <w:spacing w:after="200"/>
-        <w:jc w:val="both"/>
-      </w:pPr>
-      <w:r>
-        <w:rPr>
-          <w:b w:val="0"/>
-          <w:i w:val="0"/>
-        </w:rPr>
-        <w:t>This passage, quoting from the Psalms, is precisely what was already noted about Genesis 1:26-28: God made Adam — "him," or better, "them," since Adam is a function — God on the earth. God's will was for man to rule and reign on the earth, putting all things in subjection under him, leaving nothing not put under him — but we do not yet see all things put under him. That changed at Genesis chapter three, when Adam's transgression handed the authority to Satan.</w:t>
-      </w:r>
-    </w:p>
-    <w:p>
-      <w:pPr>
-        <w:spacing w:after="200"/>
-        <w:jc w:val="both"/>
-      </w:pPr>
-      <w:r>
-        <w:rPr>
-          <w:b w:val="0"/>
-          <w:i w:val="0"/>
-        </w:rPr>
-        <w:t>We now see the second Adam, Jesus, made a little lower than the angels for the suffering of death, crowned with glory and honor, who by the grace of God tasted death for every man — for it became him, for whom are all things and by whom are all things, in bringing many sons unto glory, to make the author of their salvation perfect through sufferings. He obeyed to the letter; no guile was found in his mouth, unlike everyone else, who was found in Adam. He was obedient to the end. Both he that sanctifies and those who are sanctified are all of one, for which cause he is not ashamed to call them brethren — Jesus Christ, as a man, declares God's name to his brethren.</w:t>
-      </w:r>
-    </w:p>
-    <w:p>
-      <w:pPr>
-        <w:spacing w:after="200"/>
-        <w:jc w:val="both"/>
-      </w:pPr>
-      <w:r>
-        <w:rPr>
-          <w:b w:val="0"/>
-          <w:i w:val="0"/>
-        </w:rPr>
-        <w:t>As the children are partakers of flesh and blood, he himself likewise took part of the same, that through death he might destroy him who had the power of death — that is, the devil. The devil had the authority of death; angels had no such authority, but Satan obtained it through Adam. And Jesus came to deliver those who, through fear of death, were subject to bondage all their lifetime — everybody is delivered, for God made Adam in his image, and Satan wanted that image and obtained it through Adam's transgression, not through his own willing action. Satan and demons are, in this sense, a function of the fall of man; until Adam, there was no sin in the world. Sin entered through Adam.</w:t>
-      </w:r>
-    </w:p>
-    <w:p>
-      <w:pPr>
-        <w:pStyle w:val="Heading1"/>
-      </w:pPr>
-      <w:r>
-        <w:rPr>
-          <w:b/>
-          <w:i w:val="0"/>
-        </w:rPr>
-        <w:t>A Glimpse into God's Resolution</w:t>
-      </w:r>
-    </w:p>
-    <w:p>
-      <w:pPr>
-        <w:spacing w:after="200"/>
-        <w:jc w:val="both"/>
-      </w:pPr>
-      <w:r>
-        <w:rPr>
-          <w:b w:val="0"/>
-          <w:i w:val="0"/>
-        </w:rPr>
-        <w:t>The Bible says the seed of the woman will bruise the head of the serpent — Satan. If everyone in this world were saved, Satan would be bound forever, because since the coming of Jesus, Satan's only weapon has been deception; he has no authority of his own. Jesus Christ, the second and last Adam, is the only escape route: "How shall we escape if we neglect so great a salvation?" In Adam there is disobedience; in Adam there is righteousness — Adam has a function, and both realities belong to it.</w:t>
-      </w:r>
-    </w:p>
-    <w:p>
-      <w:pPr>
-        <w:pStyle w:val="Heading1"/>
-      </w:pPr>
-      <w:r>
-        <w:rPr>
-          <w:b/>
-          <w:i w:val="0"/>
-        </w:rPr>
-        <w:t>Man's Free Will Versus Sovereign Will</w:t>
-      </w:r>
-    </w:p>
-    <w:p>
-      <w:pPr>
-        <w:spacing w:after="200"/>
-        <w:jc w:val="both"/>
-      </w:pPr>
-      <w:r>
-        <w:rPr>
-          <w:b w:val="0"/>
-          <w:i w:val="0"/>
-        </w:rPr>
-        <w:t>God made man and gave him free will, but not a sovereign will. Man was to be responsible for his actions, but man was not the one to decide the result of his actions — that belongs to God alone. God is infinite; man is finite. God is sovereign; man is under God. God is omnipotent; man is not. God is omniscient; man is not. God is omnipresent; man is not, and man was never omnipresent. Even Satan, who is primarily spirit, is not omnipresent — he must be in one place at one time. Being a spirit being does not make one omnipresent; only God has that capacity, because God exists outside time. As long as one is subject to time, one cannot be omnipresent, omnipotent, or omniscient. God exists outside time; he does not live in time — a point that will matter when the subject of foreknowledge is studied.</w:t>
-      </w:r>
-    </w:p>
-    <w:p>
-      <w:pPr>
-        <w:spacing w:after="200"/>
-        <w:jc w:val="both"/>
-      </w:pPr>
-      <w:r>
-        <w:rPr>
-          <w:b w:val="0"/>
-          <w:i w:val="0"/>
-        </w:rPr>
-        <w:t>Man became a sinner in Adam — Adam as a race, Adam as a function — a function given to a progenitor who would either obey or disobey. Adam's spiritual death, or more precisely man's spiritual death (since man is now made alive in Christ Jesus), was a consequence of his exercising his will in a sovereign way, without recourse to God's word. To say that man is a "free moral agent" is true but incomplete if left there: man is a free moral agent to whom God has given the right to exercise authority, but subject to God's will; whenever man exercises that will outside God's will, it becomes sin. God gave man responsibility for his actions but did not give him the responsibility to decide the results of his actions, since he is not sovereign. Man can choose to eat the tree, but man cannot choose to remain the God of this world — that ceased to be his choice. One can choose to sin, but one cannot decide the consequences; God decides that.</w:t>
-      </w:r>
-    </w:p>
-    <w:p>
-      <w:pPr>
-        <w:spacing w:after="200"/>
-        <w:jc w:val="both"/>
-      </w:pPr>
-      <w:r>
-        <w:rPr>
-          <w:b w:val="0"/>
-          <w:i w:val="0"/>
-        </w:rPr>
-        <w:t>Jesus, by contrast, was a man who lived in the perfect will of the Father: "Not my will, but thy will be done." That is the right way to exercise man's authority on the earth, and it was precisely where Adam failed. Man had authority over the earth, but man was himself under God — God put all things under man's feet, but man remained under God.</w:t>
-      </w:r>
-    </w:p>
-    <w:p>
-      <w:pPr>
-        <w:pStyle w:val="Heading1"/>
-      </w:pPr>
-      <w:r>
-        <w:rPr>
-          <w:b/>
-          <w:i w:val="0"/>
-        </w:rPr>
-        <w:t>Christ's Reign Until All Enemies Are Put Under His Feet</w:t>
-      </w:r>
-    </w:p>
-    <w:p>
-      <w:pPr>
-        <w:spacing w:after="200"/>
-        <w:jc w:val="both"/>
-      </w:pPr>
-      <w:r>
-        <w:rPr>
-          <w:b w:val="0"/>
-          <w:i w:val="0"/>
-        </w:rPr>
-        <w:t>Jesus came to the earth, lived, died, rose, and now sits at the right hand of God as the Christ, to save man, to deliver man, and to restore man to his position of glory, dignity, and honor. Jesus came to restore man to God's plan of having all things under his feet — including the devil, who remains a living presence on the earth, and demons likewise, who are not confined to some remote realm but are present here.</w:t>
-      </w:r>
-    </w:p>
-    <w:p>
-      <w:pPr>
-        <w:spacing w:before="160" w:after="40"/>
-      </w:pPr>
-      <w:r>
-        <w:rPr>
-          <w:b/>
-        </w:rPr>
-        <w:t>1 Corinthians 15:22-28</w:t>
-      </w:r>
-    </w:p>
-    <w:p>
-      <w:pPr>
-        <w:spacing w:after="80"/>
-        <w:ind w:left="432"/>
-      </w:pPr>
-      <w:r>
-        <w:rPr>
-          <w:b/>
-        </w:rPr>
-        <w:t>[22]</w:t>
-      </w:r>
-      <w:r>
-        <w:rPr>
-          <w:b w:val="0"/>
-          <w:i w:val="0"/>
-        </w:rPr>
-        <w:t>For as in Adam all die, even so in Christ shall all be made alive.</w:t>
-      </w:r>
-    </w:p>
-    <w:p>
-      <w:pPr>
-        <w:spacing w:after="80"/>
-        <w:ind w:left="432"/>
-      </w:pPr>
-      <w:r>
-        <w:rPr>
-          <w:b/>
-        </w:rPr>
-        <w:t>[23]</w:t>
-      </w:r>
-      <w:r>
-        <w:rPr>
-          <w:b w:val="0"/>
-          <w:i w:val="0"/>
-        </w:rPr>
-        <w:t>But every man in his own order: Christ the firstfruits; afterward they that are Christ's at his coming.</w:t>
-      </w:r>
-    </w:p>
-    <w:p>
-      <w:pPr>
-        <w:spacing w:after="80"/>
-        <w:ind w:left="432"/>
-      </w:pPr>
-      <w:r>
-        <w:rPr>
-          <w:b/>
-        </w:rPr>
-        <w:t>[24]</w:t>
-      </w:r>
-      <w:r>
-        <w:rPr>
-          <w:b w:val="0"/>
-          <w:i w:val="0"/>
-        </w:rPr>
-        <w:t>Then cometh the end, when he shall have delivered up the kingdom to God, even the Father; when he shall have put down all rule and all authority and power.</w:t>
-      </w:r>
-    </w:p>
-    <w:p>
-      <w:pPr>
-        <w:spacing w:after="80"/>
-        <w:ind w:left="432"/>
-      </w:pPr>
-      <w:r>
-        <w:rPr>
-          <w:b/>
-        </w:rPr>
-        <w:t>[25]</w:t>
-      </w:r>
-      <w:r>
-        <w:rPr>
-          <w:b w:val="0"/>
-          <w:i w:val="0"/>
-        </w:rPr>
-        <w:t>For he must reign, till he hath put all enemies under his feet.</w:t>
-      </w:r>
-    </w:p>
-    <w:p>
-      <w:pPr>
-        <w:spacing w:after="80"/>
-        <w:ind w:left="432"/>
-      </w:pPr>
-      <w:r>
-        <w:rPr>
-          <w:b/>
-        </w:rPr>
-        <w:t>[26]</w:t>
-      </w:r>
-      <w:r>
-        <w:rPr>
-          <w:b w:val="0"/>
-          <w:i w:val="0"/>
-        </w:rPr>
-        <w:t>The last enemy that shall be destroyed is death.</w:t>
-      </w:r>
-    </w:p>
-    <w:p>
-      <w:pPr>
-        <w:spacing w:after="80"/>
-        <w:ind w:left="432"/>
-      </w:pPr>
-      <w:r>
-        <w:rPr>
-          <w:b/>
-        </w:rPr>
-        <w:t>[27]</w:t>
-      </w:r>
-      <w:r>
-        <w:rPr>
-          <w:b w:val="0"/>
-          <w:i w:val="0"/>
-        </w:rPr>
-        <w:t>For he hath put all things under his feet. But when he saith all things are put under him, it is manifest that he is excepted, which did put all things under him.</w:t>
-      </w:r>
-    </w:p>
-    <w:p>
-      <w:pPr>
-        <w:spacing w:after="80"/>
-        <w:ind w:left="432"/>
-      </w:pPr>
-      <w:r>
-        <w:rPr>
-          <w:b/>
-        </w:rPr>
-        <w:t>[28]</w:t>
-      </w:r>
-      <w:r>
-        <w:rPr>
-          <w:b w:val="0"/>
-          <w:i w:val="0"/>
-        </w:rPr>
-        <w:t>And when all things shall be subdued unto him, then shall the Son also himself be subject unto him that put all things under him, that God may be all in all.</w:t>
-      </w:r>
-    </w:p>
-    <w:p>
-      <w:pPr>
-        <w:spacing w:after="200"/>
-        <w:jc w:val="both"/>
-      </w:pPr>
-      <w:r>
-        <w:rPr>
-          <w:b w:val="0"/>
-          <w:i w:val="0"/>
-        </w:rPr>
-        <w:t>The kingdom is ultimately delivered up to God the Father, once Christ has put down all rule, authority, and power — he must reign as man until all enemies are put under his feet, the last enemy being death. When Scripture says "all things are put under him," God himself is manifestly excepted, since it is God who put all things under him; and when all things are subdued to him, the Son himself will be subject to the Father, that God may be all in all. Man's authority, then, was never meant to be an affront to God's authority — man's authority was given to him by God's sovereignty, and this distinction must not be missed: one cannot say "I am in absolute control of my life," for that is a sinful statement. Man was never created for that, and that claim is exactly what led to the fall.</w:t>
-      </w:r>
-    </w:p>
-    <w:p>
-      <w:pPr>
-        <w:spacing w:after="200"/>
-        <w:jc w:val="both"/>
-      </w:pPr>
-      <w:r>
-        <w:rPr>
-          <w:b w:val="0"/>
-          <w:i w:val="0"/>
-        </w:rPr>
-        <w:t>God said, "eat whatever you like," but also, "do not eat this tree — the day you eat it, you die." The tree itself was not bad; everything God made was good, and it was not the tree that made man a sinner but man's transgression. The issue was that man exercised his will outside God's will and chose to eat it, thereby losing that authority to the devil, who had told him to do it. Had Adam decided on his own to eat the tree, without prompting, the question of who would then have been the god of the world remains worth reflecting on — as it stands, Satan became the god of the world because he was the one who instructed Adam to disobey.</w:t>
-      </w:r>
-    </w:p>
-    <w:p>
-      <w:pPr>
-        <w:spacing w:after="200"/>
-        <w:jc w:val="both"/>
-      </w:pPr>
-      <w:r>
-        <w:rPr>
-          <w:b w:val="0"/>
-          <w:i w:val="0"/>
-        </w:rPr>
-        <w:t>Man's authority, then, was never meant to rival God's authority: "I am in control of my life" is a mistaken claim; rather, God is in control, his Word is in control, and man chooses to do what God says to do. So man's disobedience led to humanity's bondage, but man's obedience has led to humanity's freedom and liberty. God saved man, but through man — salvation came to man through man, not through angels, through a man like us. This is why the study of this subject centers on the man, Christ Jesus; our salvation is understood only in him.</w:t>
-      </w:r>
-    </w:p>
-    <w:p>
-      <w:pPr>
-        <w:pStyle w:val="Heading1"/>
-      </w:pPr>
-      <w:r>
-        <w:rPr>
-          <w:b/>
-          <w:i w:val="0"/>
-        </w:rPr>
-        <w:t>The Finite Nature of Angels and Satan</w:t>
-      </w:r>
-    </w:p>
-    <w:p>
-      <w:pPr>
-        <w:spacing w:after="200"/>
-        <w:jc w:val="both"/>
-      </w:pPr>
-      <w:r>
-        <w:rPr>
-          <w:b w:val="0"/>
-          <w:i w:val="0"/>
-        </w:rPr>
-        <w:t>Satan is not as unique or as all-knowing as commonly supposed. He does not know everything, because he was created in time; he does not know the future, not even his own future. Yet we know his future, because God has told us that at the end of the age he will be bound and cast into the lake of fire. As one saying puts it, "One day Satan tells you about your past; tell him about his future." He is a finite creature of God. No angel is infinite; concerning God's plan of salvation, angels were designed to look into it, being finite beings, while God's plan of salvation was determined before time began.</w:t>
-      </w:r>
-    </w:p>
-    <w:p>
-      <w:pPr>
-        <w:spacing w:before="160" w:after="40"/>
-      </w:pPr>
-      <w:r>
-        <w:rPr>
-          <w:b/>
-        </w:rPr>
-        <w:t>1 Peter 1:10-12</w:t>
-      </w:r>
-    </w:p>
-    <w:p>
-      <w:pPr>
-        <w:spacing w:after="80"/>
-        <w:ind w:left="432"/>
-      </w:pPr>
-      <w:r>
-        <w:rPr>
-          <w:b/>
-        </w:rPr>
-        <w:t>[10]</w:t>
-      </w:r>
-      <w:r>
-        <w:rPr>
-          <w:b w:val="0"/>
-          <w:i w:val="0"/>
-        </w:rPr>
-        <w:t>Of which salvation the prophets have enquired and searched diligently, who prophesied of the grace that should come unto you:</w:t>
-      </w:r>
-    </w:p>
-    <w:p>
-      <w:pPr>
-        <w:spacing w:after="80"/>
-        <w:ind w:left="432"/>
-      </w:pPr>
-      <w:r>
-        <w:rPr>
-          <w:b/>
-        </w:rPr>
-        <w:t>[11]</w:t>
-      </w:r>
-      <w:r>
-        <w:rPr>
-          <w:b w:val="0"/>
-          <w:i w:val="0"/>
-        </w:rPr>
-        <w:t>Searching what, or what manner of time the Spirit of Christ which was in them did signify, when it testified beforehand the sufferings of Christ, and the glory that should follow.</w:t>
-      </w:r>
-    </w:p>
-    <w:p>
-      <w:pPr>
-        <w:spacing w:after="80"/>
-        <w:ind w:left="432"/>
-      </w:pPr>
-      <w:r>
-        <w:rPr>
-          <w:b/>
-        </w:rPr>
-        <w:t>[12]</w:t>
-      </w:r>
-      <w:r>
-        <w:rPr>
-          <w:b w:val="0"/>
-          <w:i w:val="0"/>
-        </w:rPr>
-        <w:t>Unto whom it was revealed, that not unto themselves, but unto us they did minister the things, which are now reported unto you by them that have preached the gospel unto you with the Holy Ghost sent down from heaven; which things the angels desire to look into.</w:t>
-      </w:r>
-    </w:p>
-    <w:p>
-      <w:pPr>
-        <w:spacing w:after="200"/>
-        <w:jc w:val="both"/>
-      </w:pPr>
-      <w:r>
-        <w:rPr>
-          <w:b w:val="0"/>
-          <w:i w:val="0"/>
-        </w:rPr>
-        <w:t>The angels desire to look into salvation; all angels are finite beings, sent forth to minister for humanity. Lucifer was not God's worshiper in the sense popularly imagined, though all angels do worship God — he was man's servant who became man's lord through transgression.</w:t>
-      </w:r>
-    </w:p>
-    <w:p>
-      <w:pPr>
-        <w:spacing w:before="160" w:after="40"/>
-      </w:pPr>
-      <w:r>
-        <w:rPr>
-          <w:b/>
-        </w:rPr>
-        <w:t>Ephesians 3:8-11</w:t>
-      </w:r>
-    </w:p>
-    <w:p>
-      <w:pPr>
-        <w:spacing w:after="80"/>
-        <w:ind w:left="432"/>
-      </w:pPr>
-      <w:r>
-        <w:rPr>
-          <w:b/>
-        </w:rPr>
-        <w:t>[8]</w:t>
-      </w:r>
-      <w:r>
-        <w:rPr>
-          <w:b w:val="0"/>
-          <w:i w:val="0"/>
-        </w:rPr>
-        <w:t>Unto me, who am less than the least of all saints, is this grace given, that I should preach among the Gentiles the unsearchable riches of Christ;</w:t>
-      </w:r>
-    </w:p>
-    <w:p>
-      <w:pPr>
-        <w:spacing w:after="80"/>
-        <w:ind w:left="432"/>
-      </w:pPr>
-      <w:r>
-        <w:rPr>
-          <w:b/>
-        </w:rPr>
-        <w:t>[9]</w:t>
-      </w:r>
-      <w:r>
-        <w:rPr>
-          <w:b w:val="0"/>
-          <w:i w:val="0"/>
-        </w:rPr>
-        <w:t>And to make all men see what is the fellowship of the mystery, which from the beginning of the world hath been hid in God, who created all things by Jesus Christ:</w:t>
-      </w:r>
-    </w:p>
-    <w:p>
-      <w:pPr>
-        <w:spacing w:after="80"/>
-        <w:ind w:left="432"/>
-      </w:pPr>
-      <w:r>
-        <w:rPr>
-          <w:b/>
-        </w:rPr>
-        <w:t>[10]</w:t>
-      </w:r>
-      <w:r>
-        <w:rPr>
-          <w:b w:val="0"/>
-          <w:i w:val="0"/>
-        </w:rPr>
-        <w:t>To the intent that now unto the principalities and powers in heavenly places might be known by the church the manifold wisdom of God,</w:t>
-      </w:r>
-    </w:p>
-    <w:p>
-      <w:pPr>
-        <w:spacing w:after="80"/>
-        <w:ind w:left="432"/>
-      </w:pPr>
-      <w:r>
-        <w:rPr>
-          <w:b/>
-        </w:rPr>
-        <w:t>[11]</w:t>
-      </w:r>
-      <w:r>
-        <w:rPr>
-          <w:b w:val="0"/>
-          <w:i w:val="0"/>
-        </w:rPr>
-        <w:t>According to the eternal purpose which he purposed in Christ Jesus our Lord:</w:t>
-      </w:r>
-    </w:p>
-    <w:p>
-      <w:pPr>
-        <w:spacing w:after="200"/>
-        <w:jc w:val="both"/>
-      </w:pPr>
-      <w:r>
-        <w:rPr>
-          <w:b w:val="0"/>
-          <w:i w:val="0"/>
-        </w:rPr>
-        <w:t>Angels come to know God's plans through the Church, because they are finite beings; yet by the Holy Ghost, God gives believers a taste of his infiniteness — we know what will happen in this world, what will happen to the devil, and what will happen to the saints, and we know it by the Holy Ghost.</w:t>
-      </w:r>
-    </w:p>
-    <w:p>
-      <w:pPr>
-        <w:pStyle w:val="Heading1"/>
-      </w:pPr>
-      <w:r>
-        <w:rPr>
-          <w:b/>
-          <w:i w:val="0"/>
-        </w:rPr>
-        <w:t>Conclusion: Salvation Is Found in the Man, Christ Jesus</w:t>
-      </w:r>
-    </w:p>
-    <w:p>
-      <w:pPr>
-        <w:spacing w:after="200"/>
-        <w:jc w:val="both"/>
-      </w:pPr>
-      <w:r>
-        <w:rPr>
-          <w:b w:val="0"/>
-          <w:i w:val="0"/>
-        </w:rPr>
-        <w:t>Satan was never part of God's original plan; Lucifer was part of the plan, as a ministering spirit to man. Satan, as such, came about only because of Adam's transgression, becoming the god of this world — but the head of the serpent has been stripped in Christ. God did not save man; man saved man — yet he was a God-man, Jesus Christ, the man. If salvation is to be understood, the direction of inquiry is not toward heaven but toward the earth — toward man, and what man did.</w:t>
+        <w:t>So Satan was never in the plan. Lucifer was in the plan, as a ministering spirit to man. Satan, now, because of Adam's transgression, became the God of this world. But bless God, the head of the serpent has been stripped in Christ. God did not save man. Man saved man. But bless God, he was a God man. Jesus Christ, the man. So if we're going to understand salvation, don't look to heaven. Look to the earth. Look at man. What did man do?</w:t>
       </w:r>
     </w:p>
     <w:sectPr>
